--- a/klagomål/A 31958-2026 FSC-klagomål.docx
+++ b/klagomål/A 31958-2026 FSC-klagomål.docx
@@ -1922,7 +1922,7 @@
     <w:r>
       <w:tab/>
       <w:tab/>
-      <w:t>2026-07-30</w:t>
+      <w:t>2026-07-31</w:t>
       <w:br/>
       <w:br/>
     </w:r>

--- a/klagomål/A 31958-2026 FSC-klagomål.docx
+++ b/klagomål/A 31958-2026 FSC-klagomål.docx
@@ -1922,7 +1922,7 @@
     <w:r>
       <w:tab/>
       <w:tab/>
-      <w:t>2026-07-31</w:t>
+      <w:t>2026-08-01</w:t>
       <w:br/>
       <w:br/>
     </w:r>

--- a/klagomål/A 31958-2026 FSC-klagomål.docx
+++ b/klagomål/A 31958-2026 FSC-klagomål.docx
@@ -1922,7 +1922,7 @@
     <w:r>
       <w:tab/>
       <w:tab/>
-      <w:t>2026-08-01</w:t>
+      <w:t>2026-08-02</w:t>
       <w:br/>
       <w:br/>
     </w:r>

--- a/klagomål/A 31958-2026 FSC-klagomål.docx
+++ b/klagomål/A 31958-2026 FSC-klagomål.docx
@@ -1922,7 +1922,7 @@
     <w:r>
       <w:tab/>
       <w:tab/>
-      <w:t>2026-08-02</w:t>
+      <w:t>2026-08-03</w:t>
       <w:br/>
       <w:br/>
     </w:r>

--- a/klagomål/A 31958-2026 FSC-klagomål.docx
+++ b/klagomål/A 31958-2026 FSC-klagomål.docx
@@ -221,7 +221,7 @@
     </w:p>
     <w:p>
       <w:r>
-        <w:t>I och inom 25 meter från avverkningsanmälan finns fynd av 25 naturvårdsarter, varav 21 är rödlistade, 3 är fridlysta, 17 är typiska (T) och 3 är signalarter (S): Abrothallus diederichii (VU), fläckporing (VU, T), garnlav (VU, T), gräddporing (VU, T), knärot (VU, T, §8), blanksvart spiklav (NT), dropptaggsvamp (NT, T), dvärgbägarlav (NT, T), kattfotslav (NT, T), labyrintlav (NT), lunglav (NT, T), mörk kolflarnlav (NT), nordlig nållav (NT), rosa skärelav (NT, T), skarp dropptaggsvamp (NT), skrovellav (NT, T), tretåig hackspett (NT, T, §4), varglav (NT, §8), vedflamlav (NT), vedskivlav (NT, T), violettgrå tagellav (NT, T), korallblylav (S, T), norrlandslav (S, T), rostfläck (S, T) och mjölig knopplav (T). Se Figur 1.</w:t>
+        <w:t>I och inom 25 meter från avverkningsanmälan finns fynd av 29 naturvårdsarter, varav 25 är rödlistade, 3 är fridlysta, 18 är typiska (T) och 3 är signalarter (S): Abrothallus diederichii (VU), fläckporing (VU, T), garnlav (VU, T), gräddporing (VU, T), knärot (VU, T, §8), baltiskt skogsfly (NT), blanksvart spiklav (NT), dropptaggsvamp (NT, T), dvärgbägarlav (NT, T), grå blåbärsfältmätare (NT), kattfotslav (NT, T), kolflarnlav (NT, T), labyrintlav (NT), lunglav (NT, T), mörk kolflarnlav (NT), nordlig nållav (NT), rosa skärelav (NT, T), rödfläckigt jordfly (NT), skarp dropptaggsvamp (NT), skrovellav (NT, T), tretåig hackspett (NT, T, §4), varglav (NT, §8), vedflamlav (NT), vedskivlav (NT, T), violettgrå tagellav (NT, T), korallblylav (S, T), norrlandslav (S, T), rostfläck (S, T) och mjölig knopplav (T). Se Figur 1.</w:t>
       </w:r>
     </w:p>
     <w:p>
@@ -410,7 +410,7 @@
     </w:p>
     <w:p>
       <w:r>
-        <w:t>I det avverkningsanmälda området finns 26 fyndplatser för knärot registrerade på Artportalen. Figur 2 visar gränserna för buffertzoner på 50 m, som behöver lämnas kring fyndplatserna för att knärotslokalerna inte ska försvinna vid en avverkning. Av det avverkningsanmälda området överlappar 6.00 ha med buffertzonerna och får av detta skäl inte avverkas.</w:t>
+        <w:t>I det avverkningsanmälda området finns 41 fyndplatser för knärot registrerade på Artportalen. Figur 2 visar gränserna för buffertzoner på 50 m, som behöver lämnas kring fyndplatserna för att knärotslokalerna inte ska försvinna vid en avverkning. Av det avverkningsanmälda området överlappar 7.88 ha med buffertzonerna och får av detta skäl inte avverkas.</w:t>
       </w:r>
     </w:p>
     <w:p>
@@ -466,6 +466,17 @@
         <w:rPr>
           <w:b/>
         </w:rPr>
+        <w:t>Baltiskt skogsfly (NT)</w:t>
+      </w:r>
+      <w:r>
+        <w:t xml:space="preserve"> förekommer i blåbärsgranskogar, särskilt i äldre lavrika barrskogar där den lokalt kan uppträda talrikt. Arten har minskat kraftigt sedan millennieskiftet. Minskningen är störst i den södra halvan av utbredningsområdet men även längre norrut har minskningar kunnat observeras. Det främsta hotet är kalhyggesbruk och det är viktigt att äldre barrskogar med lång kontinuitet bevaras. Vid avverkning är det viktigt att skogspartier sparas och att korridorer bevaras så att arterna kan förflytta sig i det skogslandskap som blir kvar efter en naturanpassad avverkning som tar hänsyn till naturvärdena (SLU Artdatabanken, 2024).</w:t>
+      </w:r>
+    </w:p>
+    <w:p>
+      <w:r>
+        <w:rPr>
+          <w:b/>
+        </w:rPr>
         <w:t>Blanksvart spiklav (NT)</w:t>
       </w:r>
       <w:r>
@@ -517,6 +528,17 @@
         <w:rPr>
           <w:b/>
         </w:rPr>
+        <w:t>Grå blåbärsfältmätare (NT)</w:t>
+      </w:r>
+      <w:r>
+        <w:t xml:space="preserve"> har tidigare ansetts som en mycket vanlig art men har utifrån fältobservationer gått starkt tillbaka och är nu försvunnen från stora delar av södra och mellersta Sverige. Sannolikt minskar arten även i norr. Detta indikerar att arten är starkare knuten till kontinuitetsskog med stort innehåll av blåbär än man tidigare trott och den förefaller vara mycket känslig för kalhyggesbruk. Fjärilens huvudsakliga habitat är luckiga granskogar med ett välutvecklat blåbärskikt på vilket larven lever. Denna livsmiljö är hotad av kalhyggesbruket där blåbärsriset skuggas ut när den uppväxande skogen sluter sig. Minskningstakten för den svenska populationen bedöms vara nära gränsvärdet för Sårbar (VU) (SLU Artdatabanken, 2024).</w:t>
+      </w:r>
+    </w:p>
+    <w:p>
+      <w:r>
+        <w:rPr>
+          <w:b/>
+        </w:rPr>
         <w:t xml:space="preserve">Kattfotslav (NT) </w:t>
       </w:r>
       <w:r>
@@ -546,6 +568,26 @@
         <w:rPr>
           <w:b/>
         </w:rPr>
+        <w:t>Kolflarnlav (NT)</w:t>
+      </w:r>
+      <w:r>
+        <w:t xml:space="preserve"> är brandberoende och växer nästan uteslutande på kolad hård kärnved av tall. Etableringen verkar ske först 100–300 år efter brand och nytt substrat nybildas i mycket begränsad omfattning. Avverkning av tallskog av naturskogskaraktär med spår av återkommande bränder är ett hot och mängden lämplig ved att växa på för arten minskar dels på grund av naturlig nedbrytning men framförallt på grund av att det förstörs i samband med slutavverkningar, gallringar och markberedning. Såväl kolflarnlav som mörk kolflarnlav har glänsande bålfjäll och förekommer främst i tall- och blandbarrskogar av naturskogskaraktär med spår av återkommande bränder. Skogar som dessa hyser höga biologiska värden och bör skyddas. Kolflarnlav är typisk art för </w:t>
+      </w:r>
+      <w:r>
+        <w:rPr>
+          <w:i/>
+        </w:rPr>
+        <w:t>9010 Taiga</w:t>
+      </w:r>
+      <w:r>
+        <w:t xml:space="preserve"> (SLU Artdatabanken, 2024).</w:t>
+      </w:r>
+    </w:p>
+    <w:p>
+      <w:r>
+        <w:rPr>
+          <w:b/>
+        </w:rPr>
         <w:t xml:space="preserve">Labyrintlav (NT) </w:t>
       </w:r>
       <w:r>
@@ -657,6 +699,17 @@
       </w:r>
       <w:r>
         <w:t xml:space="preserve"> (SLU Artdatabanken, 2024; Nitare &amp; Skogsstyrelsen, 2019).</w:t>
+      </w:r>
+    </w:p>
+    <w:p>
+      <w:r>
+        <w:rPr>
+          <w:b/>
+        </w:rPr>
+        <w:t>Rödfläckigt jordfly (NT)</w:t>
+      </w:r>
+      <w:r>
+        <w:t xml:space="preserve"> hör hemma i barrblandskogar, ofta i lite öppnare skogar på sandigare torrare jordar. Den har minskat kraftigt under framförallt 2000-talet. Minskningen är av allt att döma störst i den södra halvan av utbredningsområdet men den har avtagit även längre norrut. Det storskaliga trakthyggesbruket kan sannolikt förklara huvuddelen av artens minskningar. Det främsta hotet är kalhyggesbruk och den ökade fragmenteringen av artens kvarvarande habitat leder till alltmer isolerade förekomster. Det är viktigt att äldre barrskogar med lång kontinuitet bevaras (SLU Artdatabanken, 2026).</w:t>
       </w:r>
     </w:p>
     <w:p>
@@ -1029,7 +1082,7 @@
         <w:rPr>
           <w:i/>
         </w:rPr>
-        <w:t>I det avverkningsanmälda skogsområdet har 24 rödlistade arter och signalarter påträffats. Detta ska jämföras med Skogsstyrelsens uppföljning 2017 av nyckelbiotoper som visade att man i genomsnitt hittar 20,6 olika rödlistade arter och signalarter i en nyckelbiotop (Wijk, S. 2017. Biologisk mångfald i nyckelbiotoper – Resultat från inventeringen “Uppföljning biologisk mångfald” 2009–2015. Rapport 4/2017 Skogsstyrelsen, Jönköping).</w:t>
+        <w:t>I det avverkningsanmälda skogsområdet har 28 rödlistade arter och signalarter påträffats. Detta ska jämföras med Skogsstyrelsens uppföljning 2017 av nyckelbiotoper som visade att man i genomsnitt hittar 20,6 olika rödlistade arter och signalarter i en nyckelbiotop (Wijk, S. 2017. Biologisk mångfald i nyckelbiotoper – Resultat från inventeringen “Uppföljning biologisk mångfald” 2009–2015. Rapport 4/2017 Skogsstyrelsen, Jönköping).</w:t>
       </w:r>
     </w:p>
     <w:p>
@@ -1058,7 +1111,7 @@
         <w:rPr>
           <w:i/>
         </w:rPr>
-        <w:t>I det avverkningsanmälda skogsområdet har 25 naturvårdsarter varav 21 rödlistade arter sina livsmiljöer och växtplatser.</w:t>
+        <w:t>I det avverkningsanmälda skogsområdet har 29 naturvårdsarter varav 25 rödlistade arter sina livsmiljöer och växtplatser.</w:t>
       </w:r>
     </w:p>
     <w:p>
@@ -1922,7 +1975,7 @@
     <w:r>
       <w:tab/>
       <w:tab/>
-      <w:t>2026-08-03</w:t>
+      <w:t>2026-08-05</w:t>
       <w:br/>
       <w:br/>
     </w:r>

--- a/klagomål/A 31958-2026 FSC-klagomål.docx
+++ b/klagomål/A 31958-2026 FSC-klagomål.docx
@@ -1975,7 +1975,7 @@
     <w:r>
       <w:tab/>
       <w:tab/>
-      <w:t>2026-08-05</w:t>
+      <w:t>2026-08-07</w:t>
       <w:br/>
       <w:br/>
     </w:r>

--- a/klagomål/A 31958-2026 FSC-klagomål.docx
+++ b/klagomål/A 31958-2026 FSC-klagomål.docx
@@ -1975,7 +1975,7 @@
     <w:r>
       <w:tab/>
       <w:tab/>
-      <w:t>2026-08-07</w:t>
+      <w:t>2026-08-08</w:t>
       <w:br/>
       <w:br/>
     </w:r>

--- a/klagomål/A 31958-2026 FSC-klagomål.docx
+++ b/klagomål/A 31958-2026 FSC-klagomål.docx
@@ -216,12 +216,12 @@
         <w:spacing w:after="240"/>
       </w:pPr>
       <w:r>
-        <w:t>Figur 1. Fyndplatser för naturvårdsarter i och inom 25 meter från avverkningsanmälan. Markörer utan svart kant är placerade på fyndplatsen. Markörer med svart kant är placerade vid sidan av fyndplatsen har ett svart streck som visar fyndplatsens exakta position. Kartans mittpunktskoordinat är N 6854724, E 477154 i SWEREF 99 TM.</w:t>
+        <w:t>Figur 1. Fyndplatser för naturvårdsarter i och inom 25 meter från avverkningsanmälan. Markörer utan svart kant är placerade på fyndplatsen. Markörer med svart kant är placerade vid sidan av fyndplatsen och har ett svart streck som visar fyndplatsens exakta position. Kartans mittpunktskoordinat är N 6854724, E 477154 i SWEREF 99 TM.</w:t>
       </w:r>
     </w:p>
     <w:p>
       <w:r>
-        <w:t>I och inom 25 meter från avverkningsanmälan finns fynd av 25 naturvårdsarter, varav 21 är rödlistade, 3 är fridlysta, 17 är typiska (T) och 3 är signalarter (S): Abrothallus diederichii (VU), fläckporing (VU, T), garnlav (VU, T), gräddporing (VU, T), knärot (VU, T, §8), blanksvart spiklav (NT), dropptaggsvamp (NT, T), dvärgbägarlav (NT, T), kattfotslav (NT, T), labyrintlav (NT), lunglav (NT, T), mörk kolflarnlav (NT), nordlig nållav (NT), rosa skärelav (NT, T), skarp dropptaggsvamp (NT), skrovellav (NT, T), tretåig hackspett (NT, T, §4), varglav (NT, §8), vedflamlav (NT), vedskivlav (NT, T), violettgrå tagellav (NT, T), korallblylav (S, T), norrlandslav (S, T), rostfläck (S, T) och mjölig knopplav (T). Se Figur 1.</w:t>
+        <w:t>I och inom 25 meter från avverkningsanmälan finns fynd av 29 naturvårdsarter, varav 25 är rödlistade, 3 är fridlysta, 18 är typiska (T) och 3 är signalarter (S): Abrothallus diederichii (VU), fläckporing (VU, T), garnlav (VU, T), gräddporing (VU, T), knärot (VU, T, §8), baltiskt skogsfly (NT), blanksvart spiklav (NT), dropptaggsvamp (NT, T), dvärgbägarlav (NT, T), grå blåbärsfältmätare (NT), kattfotslav (NT, T), kolflarnlav (NT, T), labyrintlav (NT), lunglav (NT, T), mörk kolflarnlav (NT), nordlig nållav (NT), rosa skärelav (NT, T), rödfläckigt jordfly (NT), skarp dropptaggsvamp (NT), skrovellav (NT, T), tretåig hackspett (NT, T, §4), varglav (NT, §8), vedflamlav (NT), vedskivlav (NT, T), violettgrå tagellav (NT, T), korallblylav (S, T), norrlandslav (S, T), rostfläck (S, T) och mjölig knopplav (T). Se Figur 1.</w:t>
       </w:r>
     </w:p>
     <w:p>
@@ -410,7 +410,7 @@
     </w:p>
     <w:p>
       <w:r>
-        <w:t>I det avverkningsanmälda området finns 26 fyndplatser för knärot registrerade på Artportalen. Figur 2 visar gränserna för buffertzoner på 50 m, som behöver lämnas kring fyndplatserna för att knärotslokalerna inte ska försvinna vid en avverkning. Av det avverkningsanmälda området överlappar 6.00 ha med buffertzonerna och får av detta skäl inte avverkas.</w:t>
+        <w:t>I det avverkningsanmälda området finns 42 fyndplatser för knärot registrerade på Artportalen. Figur 2 visar gränserna för buffertzoner på 50 m, som behöver lämnas kring fyndplatserna för att knärotslokalerna inte ska försvinna vid en avverkning. Av det avverkningsanmälda området överlappar 7.93 ha med buffertzonerna och får av detta skäl inte avverkas.</w:t>
       </w:r>
     </w:p>
     <w:p>
@@ -466,6 +466,17 @@
         <w:rPr>
           <w:b/>
         </w:rPr>
+        <w:t>Baltiskt skogsfly (NT)</w:t>
+      </w:r>
+      <w:r>
+        <w:t xml:space="preserve"> förekommer i blåbärsgranskogar, särskilt i äldre lavrika barrskogar där den lokalt kan uppträda talrikt. Arten har minskat kraftigt sedan millennieskiftet. Minskningen är störst i den södra halvan av utbredningsområdet men även längre norrut har minskningar kunnat observeras. Det främsta hotet är kalhyggesbruk och det är viktigt att äldre barrskogar med lång kontinuitet bevaras. Vid avverkning är det viktigt att skogspartier sparas och att korridorer bevaras så att arterna kan förflytta sig i det skogslandskap som blir kvar efter en naturanpassad avverkning som tar hänsyn till naturvärdena (SLU Artdatabanken, 2024).</w:t>
+      </w:r>
+    </w:p>
+    <w:p>
+      <w:r>
+        <w:rPr>
+          <w:b/>
+        </w:rPr>
         <w:t>Blanksvart spiklav (NT)</w:t>
       </w:r>
       <w:r>
@@ -517,6 +528,17 @@
         <w:rPr>
           <w:b/>
         </w:rPr>
+        <w:t>Grå blåbärsfältmätare (NT)</w:t>
+      </w:r>
+      <w:r>
+        <w:t xml:space="preserve"> har tidigare ansetts som en mycket vanlig art men har utifrån fältobservationer gått starkt tillbaka och är nu försvunnen från stora delar av södra och mellersta Sverige. Sannolikt minskar arten även i norr. Detta indikerar att arten är starkare knuten till kontinuitetsskog med stort innehåll av blåbär än man tidigare trott och den förefaller vara mycket känslig för kalhyggesbruk. Fjärilens huvudsakliga habitat är luckiga granskogar med ett välutvecklat blåbärskikt på vilket larven lever. Denna livsmiljö är hotad av kalhyggesbruket där blåbärsriset skuggas ut när den uppväxande skogen sluter sig. Minskningstakten för den svenska populationen bedöms vara nära gränsvärdet för Sårbar (VU) (SLU Artdatabanken, 2024).</w:t>
+      </w:r>
+    </w:p>
+    <w:p>
+      <w:r>
+        <w:rPr>
+          <w:b/>
+        </w:rPr>
         <w:t xml:space="preserve">Kattfotslav (NT) </w:t>
       </w:r>
       <w:r>
@@ -546,6 +568,26 @@
         <w:rPr>
           <w:b/>
         </w:rPr>
+        <w:t>Kolflarnlav (NT)</w:t>
+      </w:r>
+      <w:r>
+        <w:t xml:space="preserve"> är brandberoende och växer nästan uteslutande på kolad hård kärnved av tall. Etableringen verkar ske först 100–300 år efter brand och nytt substrat nybildas i mycket begränsad omfattning. Avverkning av tallskog av naturskogskaraktär med spår av återkommande bränder är ett hot och mängden lämplig ved att växa på för arten minskar dels på grund av naturlig nedbrytning men framförallt på grund av att det förstörs i samband med slutavverkningar, gallringar och markberedning. Såväl kolflarnlav som mörk kolflarnlav har glänsande bålfjäll och förekommer främst i tall- och blandbarrskogar av naturskogskaraktär med spår av återkommande bränder. Skogar som dessa hyser höga biologiska värden och bör skyddas. Kolflarnlav är typisk art för </w:t>
+      </w:r>
+      <w:r>
+        <w:rPr>
+          <w:i/>
+        </w:rPr>
+        <w:t>9010 Taiga</w:t>
+      </w:r>
+      <w:r>
+        <w:t xml:space="preserve"> (SLU Artdatabanken, 2024).</w:t>
+      </w:r>
+    </w:p>
+    <w:p>
+      <w:r>
+        <w:rPr>
+          <w:b/>
+        </w:rPr>
         <w:t xml:space="preserve">Labyrintlav (NT) </w:t>
       </w:r>
       <w:r>
@@ -657,6 +699,17 @@
       </w:r>
       <w:r>
         <w:t xml:space="preserve"> (SLU Artdatabanken, 2024; Nitare &amp; Skogsstyrelsen, 2019).</w:t>
+      </w:r>
+    </w:p>
+    <w:p>
+      <w:r>
+        <w:rPr>
+          <w:b/>
+        </w:rPr>
+        <w:t>Rödfläckigt jordfly (NT)</w:t>
+      </w:r>
+      <w:r>
+        <w:t xml:space="preserve"> hör hemma i barrblandskogar, ofta i lite öppnare skogar på sandigare torrare jordar. Den har minskat kraftigt under framförallt 2000-talet. Minskningen är av allt att döma störst i den södra halvan av utbredningsområdet men den har avtagit även längre norrut. Det storskaliga trakthyggesbruket kan sannolikt förklara huvuddelen av artens minskningar. Det främsta hotet är kalhyggesbruk och den ökade fragmenteringen av artens kvarvarande habitat leder till alltmer isolerade förekomster. Det är viktigt att äldre barrskogar med lång kontinuitet bevaras (SLU Artdatabanken, 2026).</w:t>
       </w:r>
     </w:p>
     <w:p>
@@ -1029,7 +1082,7 @@
         <w:rPr>
           <w:i/>
         </w:rPr>
-        <w:t>I det avverkningsanmälda skogsområdet har 24 rödlistade arter och signalarter påträffats. Detta ska jämföras med Skogsstyrelsens uppföljning 2017 av nyckelbiotoper som visade att man i genomsnitt hittar 20,6 olika rödlistade arter och signalarter i en nyckelbiotop (Wijk, S. 2017. Biologisk mångfald i nyckelbiotoper – Resultat från inventeringen “Uppföljning biologisk mångfald” 2009–2015. Rapport 4/2017 Skogsstyrelsen, Jönköping).</w:t>
+        <w:t>I det avverkningsanmälda skogsområdet har 28 rödlistade arter och signalarter påträffats. Detta ska jämföras med Skogsstyrelsens uppföljning 2017 av nyckelbiotoper som visade att man i genomsnitt hittar 20,6 olika rödlistade arter och signalarter i en nyckelbiotop (Wijk, S. 2017. Biologisk mångfald i nyckelbiotoper – Resultat från inventeringen “Uppföljning biologisk mångfald” 2009–2015. Rapport 4/2017 Skogsstyrelsen, Jönköping).</w:t>
       </w:r>
     </w:p>
     <w:p>
@@ -1058,7 +1111,7 @@
         <w:rPr>
           <w:i/>
         </w:rPr>
-        <w:t>I det avverkningsanmälda skogsområdet har 25 naturvårdsarter varav 21 rödlistade arter sina livsmiljöer och växtplatser.</w:t>
+        <w:t>I det avverkningsanmälda skogsområdet har 29 naturvårdsarter varav 25 rödlistade arter sina livsmiljöer och växtplatser.</w:t>
       </w:r>
     </w:p>
     <w:p>
@@ -1922,7 +1975,7 @@
     <w:r>
       <w:tab/>
       <w:tab/>
-      <w:t>2026-08-14</w:t>
+      <w:t>2026-08-15</w:t>
       <w:br/>
       <w:br/>
     </w:r>

--- a/klagomål/A 31958-2026 FSC-klagomål.docx
+++ b/klagomål/A 31958-2026 FSC-klagomål.docx
@@ -1975,7 +1975,7 @@
     <w:r>
       <w:tab/>
       <w:tab/>
-      <w:t>2026-08-15</w:t>
+      <w:t>2026-08-16</w:t>
       <w:br/>
       <w:br/>
     </w:r>

--- a/klagomål/A 31958-2026 FSC-klagomål.docx
+++ b/klagomål/A 31958-2026 FSC-klagomål.docx
@@ -1975,7 +1975,7 @@
     <w:r>
       <w:tab/>
       <w:tab/>
-      <w:t>2026-08-16</w:t>
+      <w:t>2026-08-17</w:t>
       <w:br/>
       <w:br/>
     </w:r>

--- a/klagomål/A 31958-2026 FSC-klagomål.docx
+++ b/klagomål/A 31958-2026 FSC-klagomål.docx
@@ -178,7 +178,7 @@
       <w:r>
         <w:drawing>
           <wp:inline xmlns:a="http://schemas.openxmlformats.org/drawingml/2006/main" xmlns:pic="http://schemas.openxmlformats.org/drawingml/2006/picture">
-            <wp:extent cx="5486400" cy="5238000"/>
+            <wp:extent cx="5486400" cy="5353610"/>
             <wp:docPr id="1" name="Picture 1"/>
             <wp:cNvGraphicFramePr>
               <a:graphicFrameLocks noChangeAspect="1"/>
@@ -199,7 +199,7 @@
                   <pic:spPr>
                     <a:xfrm>
                       <a:off x="0" y="0"/>
-                      <a:ext cx="5486400" cy="5238000"/>
+                      <a:ext cx="5486400" cy="5353610"/>
                     </a:xfrm>
                     <a:prstGeom prst="rect"/>
                   </pic:spPr>
@@ -221,7 +221,7 @@
     </w:p>
     <w:p>
       <w:r>
-        <w:t>I och inom 25 meter från avverkningsanmälan finns fynd av 29 naturvårdsarter, varav 25 är rödlistade, 3 är fridlysta, 18 är typiska (T) och 3 är signalarter (S): Abrothallus diederichii (VU), fläckporing (VU, T), garnlav (VU, T), gräddporing (VU, T), knärot (VU, T, §8), baltiskt skogsfly (NT), blanksvart spiklav (NT), dropptaggsvamp (NT, T), dvärgbägarlav (NT, T), grå blåbärsfältmätare (NT), kattfotslav (NT, T), kolflarnlav (NT, T), labyrintlav (NT), lunglav (NT, T), mörk kolflarnlav (NT), nordlig nållav (NT), rosa skärelav (NT, T), rödfläckigt jordfly (NT), skarp dropptaggsvamp (NT), skrovellav (NT, T), tretåig hackspett (NT, T, §4), varglav (NT, §8), vedflamlav (NT), vedskivlav (NT, T), violettgrå tagellav (NT, T), korallblylav (S, T), norrlandslav (S, T), rostfläck (S, T) och mjölig knopplav (T). Se Figur 1.</w:t>
+        <w:t>I och inom 25 meter från avverkningsanmälan finns fynd av 41 naturvårdsarter, varav 33 är rödlistade, 4 är fridlysta, 25 är typiska (T) och 5 är signalarter (S): Abrothallus diederichii (VU), fläckporing (VU, T), garnlav (VU, T), gräddporing (VU, T), gränsticka (VU, T), knärot (VU, T, §8), vedsäckmossa (VU), baltiskt skogsfly (NT), blanksvart spiklav (NT), dropptaggsvamp (NT, T), dvärgbägarlav (NT, T), grå blåbärsfältmätare (NT), kattfotslav (NT, T), kolflarnlav (NT, T), kortskaftad ärgspik (NT), kådvaxskinn (NT), labyrintlav (NT), lunglav (NT, T), mörk kolflarnlav (NT), nordlig nållav (NT), nordtagging (NT), rosa skärelav (NT, T), rödfläckigt jordfly (NT), skarp dropptaggsvamp (NT), skrovellav (NT, T), skuggblåslav (NT, T), tretåig hackspett (NT, T, §4), vaddporing (NT), varglav (NT, §8), vedflamlav (NT), vedskivlav (NT, T), vedtrappmossa (NT, T), violettgrå tagellav (NT, T), korallblylav (S, T), luddlav (S, T), norrlandslav (S, T), rostfläck (S, T), stuplav (S, T), mjölig knopplav (T), spillkråka (T, §4) och sälg (T). Se Figur 1.</w:t>
       </w:r>
     </w:p>
     <w:p>
@@ -366,51 +366,71 @@
         <w:rPr>
           <w:b/>
         </w:rPr>
-        <w:t>Knärot (VU, §8)</w:t>
-      </w:r>
-      <w:r>
-        <w:t xml:space="preserve"> är typisk art för </w:t>
+        <w:t>Gränsticka (VU)</w:t>
+      </w:r>
+      <w:r>
+        <w:t xml:space="preserve"> är en mycket bra signalart inom hela sitt utbredningsområde. Den är huvudsakligen knuten till restbestånd av barrnaturskog och förekommer med ett tydligt optimum i orörda eller måttligt påverkade gamla granskogar där det föreligger långvarig kontinuitet av grov död ved. Den totala populationen bedöms ha minskat och fortsätter att minska i takt med att grankontinuitetsskogar (äldre tidigare icke kalavverkade skogar) minskar i areal. Minskningstakten överstiger gränsvärdet för sårbar (VU). Lokaler som hyser arten bör undantas från skogsbruk, speciellt i mellersta och södra Sverige. Gränsticka är typisk art för </w:t>
       </w:r>
       <w:r>
         <w:rPr>
           <w:i/>
         </w:rPr>
-        <w:t xml:space="preserve">9010 Taiga </w:t>
-      </w:r>
-      <w:r>
-        <w:t>och</w:t>
-      </w:r>
-      <w:r>
-        <w:rPr>
-          <w:i/>
-        </w:rPr>
-        <w:t xml:space="preserve"> 9050 Näringsrik granskog</w:t>
-      </w:r>
-      <w:r>
-        <w:t xml:space="preserve">, rödlistad som sårbar och fridlyst enligt 8§ artskyddsförordningen. En nyligen genomförd analys av 79 floraväktarlokaler indikerar att det behövs någonstans mellan 100 och 150 meters skyddszon för att en knärotspopulation inte ska dö ut på lång sikt (Sebestyén &amp; Sundberg, 2025). Detta ligger väl i linje med tidigare genomförda studier som visar att det krävs väl tilltagna buffertzoner för att knäroten inte ska ta skada av skogsbruksåtgärder i intilliggande skog (Johnson, 2014; Koelmeijer m.fl., 2022; Skogsstyrelsen, 2022). Arten är även känslig för gallring vilket framgår av Skogsstyrelsens egen vägledning för hänsyn till knärot (Skogsstyrelsen, 2022). Ytterligare en studie visar på den starka korrelationen mellan minskande arealer kontinuitetsskog och lokal utdöenderisk. Knäroten uppvisade en mycket låg koloniseringsgrad (0,7 % över 10 år) i kombination med hög lokal utrotningsrisk (75,2 %), där utrotningssannolikheten ökade kraftigt när arealen kontinuitetsskog minskade mellan undersökningar, t.ex. på grund av kalhyggesbruk (Johansson et al., 2026). För rika förekomster av knärot är reservatsbildning eller biotopskydd lämpliga åtgärder för att skydda den. På knärot kan den sällsynta rostsvampen </w:t>
-      </w:r>
-      <w:r>
-        <w:rPr>
-          <w:i/>
-        </w:rPr>
-        <w:t>Pucciniastrum goodyerae</w:t>
-      </w:r>
-      <w:r>
-        <w:t xml:space="preserve"> påträffas. </w:t>
-      </w:r>
-      <w:r>
-        <w:rPr>
-          <w:i/>
-        </w:rPr>
-        <w:t>Pucciniastrum goodyerae</w:t>
-      </w:r>
-      <w:r>
-        <w:t xml:space="preserve"> är klassad som NE (ej bedömd) i rödlistan (SLU Artdatabanken, 2024).</w:t>
+        <w:t>9010 Taiga</w:t>
+      </w:r>
+      <w:r>
+        <w:t xml:space="preserve"> (SLU Artdatabanken, 2026; Nitare &amp; Skogsstyrelsen, 2019).</w:t>
       </w:r>
     </w:p>
     <w:p>
       <w:r>
-        <w:t>I det avverkningsanmälda området finns 42 fyndplatser för knärot registrerade på Artportalen. Figur 2 visar gränserna för buffertzoner på 50 m, som behöver lämnas kring fyndplatserna för att knärotslokalerna inte ska försvinna vid en avverkning. Av det avverkningsanmälda området överlappar 7.93 ha med buffertzonerna och får av detta skäl inte avverkas.</w:t>
+        <w:rPr>
+          <w:b/>
+        </w:rPr>
+        <w:t>Knärot (VU, §8)</w:t>
+      </w:r>
+      <w:r>
+        <w:t xml:space="preserve"> är typisk art för </w:t>
+      </w:r>
+      <w:r>
+        <w:rPr>
+          <w:i/>
+        </w:rPr>
+        <w:t xml:space="preserve">9010 Taiga </w:t>
+      </w:r>
+      <w:r>
+        <w:t>och</w:t>
+      </w:r>
+      <w:r>
+        <w:rPr>
+          <w:i/>
+        </w:rPr>
+        <w:t xml:space="preserve"> 9050 Näringsrik granskog</w:t>
+      </w:r>
+      <w:r>
+        <w:t xml:space="preserve">, rödlistad som sårbar och fridlyst enligt 8§ artskyddsförordningen. En nyligen genomförd analys av 79 floraväktarlokaler indikerar att det behövs någonstans mellan 100 och 150 meters skyddszon för att en knärotspopulation inte ska dö ut på lång sikt (Sebestyén &amp; Sundberg, 2025). Detta ligger väl i linje med tidigare genomförda studier som visar att det krävs väl tilltagna buffertzoner för att knäroten inte ska ta skada av skogsbruksåtgärder i intilliggande skog (Johnson, 2014; Koelmeijer m.fl., 2022; Skogsstyrelsen, 2022). Arten är även känslig för gallring vilket framgår av Skogsstyrelsens egen vägledning för hänsyn till knärot (Skogsstyrelsen, 2022). Ytterligare en studie visar på den starka korrelationen mellan minskande arealer kontinuitetsskog och lokal utdöenderisk. Knäroten uppvisade en mycket låg koloniseringsgrad (0,7 % över 10 år) i kombination med hög lokal utrotningsrisk (75,2 %), där utrotningssannolikheten ökade kraftigt när arealen kontinuitetsskog minskade mellan undersökningar, t.ex. på grund av kalhyggesbruk (Johansson et al., 2026). För rika förekomster av knärot är reservatsbildning eller biotopskydd lämpliga åtgärder för att skydda den. På knärot kan den sällsynta rostsvampen </w:t>
+      </w:r>
+      <w:r>
+        <w:rPr>
+          <w:i/>
+        </w:rPr>
+        <w:t>Pucciniastrum goodyerae</w:t>
+      </w:r>
+      <w:r>
+        <w:t xml:space="preserve"> påträffas. </w:t>
+      </w:r>
+      <w:r>
+        <w:rPr>
+          <w:i/>
+        </w:rPr>
+        <w:t>Pucciniastrum goodyerae</w:t>
+      </w:r>
+      <w:r>
+        <w:t xml:space="preserve"> är klassad som NE (ej bedömd) i rödlistan (SLU Artdatabanken, 2024).</w:t>
+      </w:r>
+    </w:p>
+    <w:p>
+      <w:r>
+        <w:t>I det avverkningsanmälda området finns 66 fyndplatser för knärot registrerade på Artportalen. Figur 2 visar gränserna för buffertzoner på 50 m, som behöver lämnas kring fyndplatserna för att knärotslokalerna inte ska försvinna vid en avverkning. Av det avverkningsanmälda området överlappar 12.64 ha med buffertzonerna och får av detta skäl inte avverkas.</w:t>
       </w:r>
     </w:p>
     <w:p>
@@ -466,10 +486,10 @@
         <w:rPr>
           <w:b/>
         </w:rPr>
-        <w:t>Baltiskt skogsfly (NT)</w:t>
-      </w:r>
-      <w:r>
-        <w:t xml:space="preserve"> förekommer i blåbärsgranskogar, särskilt i äldre lavrika barrskogar där den lokalt kan uppträda talrikt. Arten har minskat kraftigt sedan millennieskiftet. Minskningen är störst i den södra halvan av utbredningsområdet men även längre norrut har minskningar kunnat observeras. Det främsta hotet är kalhyggesbruk och det är viktigt att äldre barrskogar med lång kontinuitet bevaras. Vid avverkning är det viktigt att skogspartier sparas och att korridorer bevaras så att arterna kan förflytta sig i det skogslandskap som blir kvar efter en naturanpassad avverkning som tar hänsyn till naturvärdena (SLU Artdatabanken, 2024).</w:t>
+        <w:t>Vedsäckmossa (VU)</w:t>
+      </w:r>
+      <w:r>
+        <w:t xml:space="preserve"> växer på grova lågor, framför allt i näringsrika, fuktiga och urskogsartade granskogar. Arten är placerad högst upp i Skogsstyrelsens värdepyramid för bedömning av skog med höga naturvärden och signalerar naturskog med höga naturvärden. Den indikerar även skyddsvärda alsumpskogar med riklig och kontinuerlig förekomst av död ved. Kända lokaler bör ges ett ändamålsenligt skydd och undantas från skogsbruk. Lokalerna behöver också vara tillräckligt stora så att god tillgång på lämplig ved tryggas på lång sikt (SLU Artdatabanken, 2024; Nitare &amp; Skogsstyrelsen, 2019).</w:t>
       </w:r>
     </w:p>
     <w:p>
@@ -477,10 +497,10 @@
         <w:rPr>
           <w:b/>
         </w:rPr>
-        <w:t>Blanksvart spiklav (NT)</w:t>
-      </w:r>
-      <w:r>
-        <w:t xml:space="preserve"> förekommer på torr, hård, gammal kärnved men även på äldre ytved av tall i naturskogsartade bestånd med begränsad brandpåverkan och ostörd hydrologi. Skogsbruksåtgärder på eller i närheten av lokaler med blanksvart spiklav utgör ett hot. Naturskogsartade öppna tall- och barrblandskogar med blanksvart spiklav indikerar höga biologiska värden och bör bevaras (SLU Artdatabanken, 2024).</w:t>
+        <w:t>Baltiskt skogsfly (NT)</w:t>
+      </w:r>
+      <w:r>
+        <w:t xml:space="preserve"> förekommer i blåbärsgranskogar, särskilt i äldre lavrika barrskogar där den lokalt kan uppträda talrikt. Arten har minskat kraftigt sedan millennieskiftet. Minskningen är störst i den södra halvan av utbredningsområdet men även längre norrut har minskningar kunnat observeras. Det främsta hotet är kalhyggesbruk och det är viktigt att äldre barrskogar med lång kontinuitet bevaras. Vid avverkning är det viktigt att skogspartier sparas och att korridorer bevaras så att arterna kan förflytta sig i det skogslandskap som blir kvar efter en naturanpassad avverkning som tar hänsyn till naturvärdena (SLU Artdatabanken, 2024).</w:t>
       </w:r>
     </w:p>
     <w:p>
@@ -488,19 +508,10 @@
         <w:rPr>
           <w:b/>
         </w:rPr>
-        <w:t>Dropptaggsvamp (NT)</w:t>
-      </w:r>
-      <w:r>
-        <w:t xml:space="preserve"> bildar mykorrhiza med tall, främst i barrskog med trädkontinuitet, i magra, torra och ljusöppna lavtallskogar och i barrblandskogar med friskmossor och lingon i fältskiktet. Den totala populationen i landet har minskat och bedöms fortsätta minska till följd av slutavverkningar av tallskog. Det är högst oklart om arten långsiktigt kan etablera och reproducera sig i skogsbestånd som brukas med trakthyggesmetoder, markberedning, gödsling eller föryngring med förädlat plantmaterial. Uppfyller kriterierna för att bli rödlistad på grund av ny kunskap som visar att en större andel av populationen än tidigare bedömt är knuten till kontinuitetsbarrskog. Minskningstakten för den svenska populationen bedöms vara nära gränsvärdet för Sårbar (VU). Dropptaggsvamp är typisk art för </w:t>
-      </w:r>
-      <w:r>
-        <w:rPr>
-          <w:i/>
-        </w:rPr>
-        <w:t xml:space="preserve">9010 Taiga </w:t>
-      </w:r>
-      <w:r>
-        <w:t>(SLU Artdatabanken, 2026).</w:t>
+        <w:t>Blanksvart spiklav (NT)</w:t>
+      </w:r>
+      <w:r>
+        <w:t xml:space="preserve"> förekommer på torr, hård, gammal kärnved men även på äldre ytved av tall i naturskogsartade bestånd med begränsad brandpåverkan och ostörd hydrologi. Skogsbruksåtgärder på eller i närheten av lokaler med blanksvart spiklav utgör ett hot. Naturskogsartade öppna tall- och barrblandskogar med blanksvart spiklav indikerar höga biologiska värden och bör bevaras (SLU Artdatabanken, 2024).</w:t>
       </w:r>
     </w:p>
     <w:p>
@@ -508,19 +519,19 @@
         <w:rPr>
           <w:b/>
         </w:rPr>
-        <w:t>Dvärgbägarlav (NT)</w:t>
-      </w:r>
-      <w:r>
-        <w:t xml:space="preserve"> förekommer över hela Sverige på gammal hård ved, huvudsakligen på tall men i södra Sverige även på ek. Veden utgörs framförallt av grova stubbar, lågor och grenar. Substratet har blivit sällsyntare och nybildning av substrat sker bara i begränsad omfattning. Arten hotas av att grova lågor blir allt sällsyntare i dagens kulturskogar samt att nybildningen av lämpliga substrat går mycket långsamt. En riklig tillgång på gamla tall- eller eklågor måste säkerställas på artens lokaler. Dvärgbägarlav är typisk art för </w:t>
+        <w:t>Dropptaggsvamp (NT)</w:t>
+      </w:r>
+      <w:r>
+        <w:t xml:space="preserve"> bildar mykorrhiza med tall, främst i barrskog med trädkontinuitet, i magra, torra och ljusöppna lavtallskogar och i barrblandskogar med friskmossor och lingon i fältskiktet. Den totala populationen i landet har minskat och bedöms fortsätta minska till följd av slutavverkningar av tallskog. Det är högst oklart om arten långsiktigt kan etablera och reproducera sig i skogsbestånd som brukas med trakthyggesmetoder, markberedning, gödsling eller föryngring med förädlat plantmaterial. Uppfyller kriterierna för att bli rödlistad på grund av ny kunskap som visar att en större andel av populationen än tidigare bedömt är knuten till kontinuitetsbarrskog. Minskningstakten för den svenska populationen bedöms vara nära gränsvärdet för Sårbar (VU). Dropptaggsvamp är typisk art för </w:t>
       </w:r>
       <w:r>
         <w:rPr>
           <w:i/>
         </w:rPr>
-        <w:t>9010 Taiga</w:t>
-      </w:r>
-      <w:r>
-        <w:t xml:space="preserve"> (SLU Artdatabanken, 2024; Nitare &amp; Skogsstyrelsen, 2019).</w:t>
+        <w:t xml:space="preserve">9010 Taiga </w:t>
+      </w:r>
+      <w:r>
+        <w:t>(SLU Artdatabanken, 2026).</w:t>
       </w:r>
     </w:p>
     <w:p>
@@ -528,10 +539,19 @@
         <w:rPr>
           <w:b/>
         </w:rPr>
-        <w:t>Grå blåbärsfältmätare (NT)</w:t>
-      </w:r>
-      <w:r>
-        <w:t xml:space="preserve"> har tidigare ansetts som en mycket vanlig art men har utifrån fältobservationer gått starkt tillbaka och är nu försvunnen från stora delar av södra och mellersta Sverige. Sannolikt minskar arten även i norr. Detta indikerar att arten är starkare knuten till kontinuitetsskog med stort innehåll av blåbär än man tidigare trott och den förefaller vara mycket känslig för kalhyggesbruk. Fjärilens huvudsakliga habitat är luckiga granskogar med ett välutvecklat blåbärskikt på vilket larven lever. Denna livsmiljö är hotad av kalhyggesbruket där blåbärsriset skuggas ut när den uppväxande skogen sluter sig. Minskningstakten för den svenska populationen bedöms vara nära gränsvärdet för Sårbar (VU) (SLU Artdatabanken, 2024).</w:t>
+        <w:t>Dvärgbägarlav (NT)</w:t>
+      </w:r>
+      <w:r>
+        <w:t xml:space="preserve"> förekommer över hela Sverige på gammal hård ved, huvudsakligen på tall men i södra Sverige även på ek. Veden utgörs framförallt av grova stubbar, lågor och grenar. Substratet har blivit sällsyntare och nybildning av substrat sker bara i begränsad omfattning. Arten hotas av att grova lågor blir allt sällsyntare i dagens kulturskogar samt att nybildningen av lämpliga substrat går mycket långsamt. En riklig tillgång på gamla tall- eller eklågor måste säkerställas på artens lokaler. Dvärgbägarlav är typisk art för </w:t>
+      </w:r>
+      <w:r>
+        <w:rPr>
+          <w:i/>
+        </w:rPr>
+        <w:t>9010 Taiga</w:t>
+      </w:r>
+      <w:r>
+        <w:t xml:space="preserve"> (SLU Artdatabanken, 2024; Nitare &amp; Skogsstyrelsen, 2019).</w:t>
       </w:r>
     </w:p>
     <w:p>
@@ -539,28 +559,10 @@
         <w:rPr>
           <w:b/>
         </w:rPr>
-        <w:t xml:space="preserve">Kattfotslav (NT) </w:t>
-      </w:r>
-      <w:r>
-        <w:t xml:space="preserve">är en mycket god signalart i hela sitt svenska utbredningsområde och skogsbestånd med kattfotslav är alltid värdefulla ur naturvårdssynpunkt. Arten indikerar dels ett mikroklimat med konstant hög luftfuktighet, dels kontinuitet av äldre träd och god trädslutenhet. Trots att den är vanligare i sydvästra Sverige växer den enbart i skogsbestånd med höga naturvärden. Den är känslig för skogliga ingrepp som kan förändra lokal- och mikroklimat. Kattfotslav är typisk art för </w:t>
-      </w:r>
-      <w:r>
-        <w:rPr>
-          <w:i/>
-        </w:rPr>
-        <w:t xml:space="preserve">9010 Taiga, 9160 Näringsrik ekskog </w:t>
-      </w:r>
-      <w:r>
-        <w:t>och</w:t>
-      </w:r>
-      <w:r>
-        <w:rPr>
-          <w:i/>
-        </w:rPr>
-        <w:t xml:space="preserve"> 9190 Näringsfattig ekskog</w:t>
-      </w:r>
-      <w:r>
-        <w:t xml:space="preserve"> (Nitare &amp; Skogsstyrelsen, 2019; SLU Artdatabanken, 2026).</w:t>
+        <w:t>Grå blåbärsfältmätare (NT)</w:t>
+      </w:r>
+      <w:r>
+        <w:t xml:space="preserve"> har tidigare ansetts som en mycket vanlig art men har utifrån fältobservationer gått starkt tillbaka och är nu försvunnen från stora delar av södra och mellersta Sverige. Sannolikt minskar arten även i norr. Detta indikerar att arten är starkare knuten till kontinuitetsskog med stort innehåll av blåbär än man tidigare trott och den förefaller vara mycket känslig för kalhyggesbruk. Fjärilens huvudsakliga habitat är luckiga granskogar med ett välutvecklat blåbärskikt på vilket larven lever. Denna livsmiljö är hotad av kalhyggesbruket där blåbärsriset skuggas ut när den uppväxande skogen sluter sig. Minskningstakten för den svenska populationen bedöms vara nära gränsvärdet för Sårbar (VU) (SLU Artdatabanken, 2024).</w:t>
       </w:r>
     </w:p>
     <w:p>
@@ -568,19 +570,28 @@
         <w:rPr>
           <w:b/>
         </w:rPr>
-        <w:t>Kolflarnlav (NT)</w:t>
-      </w:r>
-      <w:r>
-        <w:t xml:space="preserve"> är brandberoende och växer nästan uteslutande på kolad hård kärnved av tall. Etableringen verkar ske först 100–300 år efter brand och nytt substrat nybildas i mycket begränsad omfattning. Avverkning av tallskog av naturskogskaraktär med spår av återkommande bränder är ett hot och mängden lämplig ved att växa på för arten minskar dels på grund av naturlig nedbrytning men framförallt på grund av att det förstörs i samband med slutavverkningar, gallringar och markberedning. Såväl kolflarnlav som mörk kolflarnlav har glänsande bålfjäll och förekommer främst i tall- och blandbarrskogar av naturskogskaraktär med spår av återkommande bränder. Skogar som dessa hyser höga biologiska värden och bör skyddas. Kolflarnlav är typisk art för </w:t>
+        <w:t xml:space="preserve">Kattfotslav (NT) </w:t>
+      </w:r>
+      <w:r>
+        <w:t xml:space="preserve">är en mycket god signalart i hela sitt svenska utbredningsområde och skogsbestånd med kattfotslav är alltid värdefulla ur naturvårdssynpunkt. Arten indikerar dels ett mikroklimat med konstant hög luftfuktighet, dels kontinuitet av äldre träd och god trädslutenhet. Trots att den är vanligare i sydvästra Sverige växer den enbart i skogsbestånd med höga naturvärden. Den är känslig för skogliga ingrepp som kan förändra lokal- och mikroklimat. Kattfotslav är typisk art för </w:t>
       </w:r>
       <w:r>
         <w:rPr>
           <w:i/>
         </w:rPr>
-        <w:t>9010 Taiga</w:t>
-      </w:r>
-      <w:r>
-        <w:t xml:space="preserve"> (SLU Artdatabanken, 2024).</w:t>
+        <w:t xml:space="preserve">9010 Taiga, 9160 Näringsrik ekskog </w:t>
+      </w:r>
+      <w:r>
+        <w:t>och</w:t>
+      </w:r>
+      <w:r>
+        <w:rPr>
+          <w:i/>
+        </w:rPr>
+        <w:t xml:space="preserve"> 9190 Näringsfattig ekskog</w:t>
+      </w:r>
+      <w:r>
+        <w:t xml:space="preserve"> (Nitare &amp; Skogsstyrelsen, 2019; SLU Artdatabanken, 2026).</w:t>
       </w:r>
     </w:p>
     <w:p>
@@ -588,10 +599,19 @@
         <w:rPr>
           <w:b/>
         </w:rPr>
-        <w:t xml:space="preserve">Labyrintlav (NT) </w:t>
-      </w:r>
-      <w:r>
-        <w:t>är en skorplav som växer på fuktiga, hårda lodytor av silikat- och diabasklippor skuggade av barrskog, oftast dominerad av gran. Luftfuktigheten är hög och lokalerna är skyddade mot starkt direkt solljus. Skogsavverkning som exponerar klippväggar med labyrintlav för direkt solljus eller sänker luftfuktigheten är sannolikt det största hotet. Ett antal lokaler måste skyddas och lämnas för fri utveckling (SLU Artdatabanken, 2025).</w:t>
+        <w:t>Kolflarnlav (NT)</w:t>
+      </w:r>
+      <w:r>
+        <w:t xml:space="preserve"> är brandberoende och växer nästan uteslutande på kolad hård kärnved av tall. Etableringen verkar ske först 100–300 år efter brand och nytt substrat nybildas i mycket begränsad omfattning. Avverkning av tallskog av naturskogskaraktär med spår av återkommande bränder är ett hot och mängden lämplig ved att växa på för arten minskar dels på grund av naturlig nedbrytning men framförallt på grund av att det förstörs i samband med slutavverkningar, gallringar och markberedning. Såväl kolflarnlav som mörk kolflarnlav har glänsande bålfjäll och förekommer främst i tall- och blandbarrskogar av naturskogskaraktär med spår av återkommande bränder. Skogar som dessa hyser höga biologiska värden och bör skyddas. Kolflarnlav är typisk art för </w:t>
+      </w:r>
+      <w:r>
+        <w:rPr>
+          <w:i/>
+        </w:rPr>
+        <w:t>9010 Taiga</w:t>
+      </w:r>
+      <w:r>
+        <w:t xml:space="preserve"> (SLU Artdatabanken, 2024).</w:t>
       </w:r>
     </w:p>
     <w:p>
@@ -599,55 +619,10 @@
         <w:rPr>
           <w:b/>
         </w:rPr>
-        <w:t>Lunglav (NT)</w:t>
-      </w:r>
-      <w:r>
-        <w:t xml:space="preserve"> är en av vårt lands främsta signalarter som överallt indikerar gamla lövträd, skogsbestånd med höga naturvärden och ekosystem med långskoglig kontinuitet. Lokalt kan förekomsten vara mycket riklig men den hittas nästan enbart i gamla och ej slutavverkade skogar. Artens samtliga förekomster bör uppmärksammas från naturvårdssynpunkt, då många lokaler även hyser andra ovanliga och rödlistade arter. Rikliga förekomster bör skyddas med biotopskydd, frivilliga avsättningar eller reservat. På lunglav kan de sällsynta lavparasiterna lunglavshårprick (CR), </w:t>
-      </w:r>
-      <w:r>
-        <w:rPr>
-          <w:i/>
-        </w:rPr>
-        <w:t>Abrothallus diederichii</w:t>
-      </w:r>
-      <w:r>
-        <w:t xml:space="preserve"> (VU), </w:t>
-      </w:r>
-      <w:r>
-        <w:rPr>
-          <w:i/>
-        </w:rPr>
-        <w:t>Abrothallus lobariae</w:t>
-      </w:r>
-      <w:r>
-        <w:t xml:space="preserve"> (VU), </w:t>
-      </w:r>
-      <w:r>
-        <w:rPr>
-          <w:i/>
-        </w:rPr>
-        <w:t>Calycina lobariae</w:t>
-      </w:r>
-      <w:r>
-        <w:t xml:space="preserve"> (VU), lunglavsknapp (VU) och skrovelmössing (VU) påträffas. Lunglav är typisk art för </w:t>
-      </w:r>
-      <w:r>
-        <w:rPr>
-          <w:i/>
-        </w:rPr>
-        <w:t>9010 Taiga, 9020 Nordlig ädellövskog, 9110 Näringsfattig bokskog, 9130 Näringsrik bokskog, 9160 Näringsrik ekskog, 9180 Ädellövskog i branter, 9190 Näringsfattig ekskog, 9070 Trädklädd betesmark, 9040 Fjällbjörkskog</w:t>
-      </w:r>
-      <w:r>
-        <w:t xml:space="preserve"> och</w:t>
-      </w:r>
-      <w:r>
-        <w:rPr>
-          <w:i/>
-        </w:rPr>
-        <w:t xml:space="preserve"> 6530 Lövängar</w:t>
-      </w:r>
-      <w:r>
-        <w:t xml:space="preserve"> (SLU Artdatabanken, 2026; Nitare &amp; Skogsstyrelsen, 2019).</w:t>
+        <w:t>Kortskaftad ärgspik (NT)</w:t>
+      </w:r>
+      <w:r>
+        <w:t xml:space="preserve"> förekommer i barrträdsdominerade skogar och växer nästan uteslutande på tallved. Den föredrar gamla högstubbar i fuktig och halvöppen miljö, t.ex. i myrkanter, sumpskog och brandpräglad skog. Arten indikerar kontinuerlig tillgång till gamla högstubbar i kombination med hög och jämn luftfuktighet. Skogsbruk på lokaler med kortskaftad ärgspik utgör ett hot. På lång sikt bildas färre lämpliga substrat än vad som försvinner. Avverkning av barrträdsdominerade bestånd av naturskogskaraktär utgör ett långsiktigt hot. Naturskogsartade bestånd med riklig förekomst av gamla och grova tallhögstubbar bör undantas från skogsbruk (SLU Artdatabanken, 2024).</w:t>
       </w:r>
     </w:p>
     <w:p>
@@ -655,10 +630,10 @@
         <w:rPr>
           <w:b/>
         </w:rPr>
-        <w:t>Mörk kolflarnlav (NT)</w:t>
-      </w:r>
-      <w:r>
-        <w:t xml:space="preserve"> är brandberoende och växer nästan uteslutande på kolad hård kärnved av tall. Arten förekommer främst i glesa, öppna tall- och blandbarrskogar av naturskogskaraktär och etableringen verkar ske sent efter brand, kanske först efter 100–300 år. Mörk kolflarnlav indikerar skog med höga naturvärden och vanligast är att den påträffas på rester av nedbrunna torrakor och högstubbar och lågstubbar som är så grova att hela innandömet är urbränt. Tall- och blandbarrskogar av naturskogskaraktär med spår av återkommande bränder hyser höga biologiska värden och bör skyddas (SLU Artdatabanken, 2024).</w:t>
+        <w:t>Kådvaxskinn (NT)</w:t>
+      </w:r>
+      <w:r>
+        <w:t xml:space="preserve"> är en nedbrytare på grova lågor av tall eller gran i det förmultningsstadium då barken fallit av. Arten tillhör den boreala blåbärsbarrskogens vedsvampssamhälle och hittas främst i naturskogsartad eller plockhuggen skog med mycket död ved. Arten hotas av avverkning av äldre barrskog. Den typ av vedkvalité som arten fordrar nyskapas i alltför liten omfattning i produktionsskog (SLU Artdatabanken, 2024).</w:t>
       </w:r>
     </w:p>
     <w:p>
@@ -666,10 +641,10 @@
         <w:rPr>
           <w:b/>
         </w:rPr>
-        <w:t>Nordlig nållav (NT)</w:t>
-      </w:r>
-      <w:r>
-        <w:t xml:space="preserve"> signalerar alltid miljöer med höga naturvärden. På lokalerna förekommer nästan alltid andra rödlistade eller ovanliga arter knutna till gamla skogar. Alla skogsskötselåtgärder på eller i omedelbar närhet av lokalerna utgör ett hot. Några av lavens rikaste förekomster bör skyddas (SLU Artdatabanken, 2024; Nitare &amp; Skogsstyrelsen, 2019).</w:t>
+        <w:t xml:space="preserve">Labyrintlav (NT) </w:t>
+      </w:r>
+      <w:r>
+        <w:t>är en skorplav som växer på fuktiga, hårda lodytor av silikat- och diabasklippor skuggade av barrskog, oftast dominerad av gran. Luftfuktigheten är hög och lokalerna är skyddade mot starkt direkt solljus. Skogsavverkning som exponerar klippväggar med labyrintlav för direkt solljus eller sänker luftfuktigheten är sannolikt det största hotet. Ett antal lokaler måste skyddas och lämnas för fri utveckling (SLU Artdatabanken, 2025).</w:t>
       </w:r>
     </w:p>
     <w:p>
@@ -677,28 +652,55 @@
         <w:rPr>
           <w:b/>
         </w:rPr>
-        <w:t>Rosa skärelav (NT)</w:t>
-      </w:r>
-      <w:r>
-        <w:t xml:space="preserve"> är en sällsynt skorplav som är spridd från Skåne till Lule Lappmark. I södra Sverige förekommer den i trädbärande marker med lång trädkontinuitet, framför allt på ek och i norra Sverige förekommer den i kontinuitetsskog med hög luftfuktighet, främst på sälg. Särskilt rika lokaler med rosa skärelav måste skyddas. Alla skogar med arten bör undantas från slutavverkning. Rosa skärelav är typisk art för </w:t>
+        <w:t>Lunglav (NT)</w:t>
+      </w:r>
+      <w:r>
+        <w:t xml:space="preserve"> är en av vårt lands främsta signalarter som överallt indikerar gamla lövträd, skogsbestånd med höga naturvärden och ekosystem med långskoglig kontinuitet. Lokalt kan förekomsten vara mycket riklig men den hittas nästan enbart i gamla och ej slutavverkade skogar. Artens samtliga förekomster bör uppmärksammas från naturvårdssynpunkt, då många lokaler även hyser andra ovanliga och rödlistade arter. Rikliga förekomster bör skyddas med biotopskydd, frivilliga avsättningar eller reservat. På lunglav kan de sällsynta lavparasiterna lunglavshårprick (CR), </w:t>
       </w:r>
       <w:r>
         <w:rPr>
           <w:i/>
         </w:rPr>
-        <w:t xml:space="preserve">9160 Näringsrik ekskog </w:t>
-      </w:r>
-      <w:r>
-        <w:t>och</w:t>
+        <w:t>Abrothallus diederichii</w:t>
+      </w:r>
+      <w:r>
+        <w:t xml:space="preserve"> (VU), </w:t>
       </w:r>
       <w:r>
         <w:rPr>
           <w:i/>
         </w:rPr>
-        <w:t xml:space="preserve"> 9190 Näringsfattig ekskog</w:t>
-      </w:r>
-      <w:r>
-        <w:t xml:space="preserve"> (SLU Artdatabanken, 2024; Nitare &amp; Skogsstyrelsen, 2019).</w:t>
+        <w:t>Abrothallus lobariae</w:t>
+      </w:r>
+      <w:r>
+        <w:t xml:space="preserve"> (VU), </w:t>
+      </w:r>
+      <w:r>
+        <w:rPr>
+          <w:i/>
+        </w:rPr>
+        <w:t>Calycina lobariae</w:t>
+      </w:r>
+      <w:r>
+        <w:t xml:space="preserve"> (VU), lunglavsknapp (VU) och skrovelmössing (VU) påträffas. Lunglav är typisk art för </w:t>
+      </w:r>
+      <w:r>
+        <w:rPr>
+          <w:i/>
+        </w:rPr>
+        <w:t>9010 Taiga, 9020 Nordlig ädellövskog, 9110 Näringsfattig bokskog, 9130 Näringsrik bokskog, 9160 Näringsrik ekskog, 9180 Ädellövskog i branter, 9190 Näringsfattig ekskog, 9070 Trädklädd betesmark, 9040 Fjällbjörkskog</w:t>
+      </w:r>
+      <w:r>
+        <w:t xml:space="preserve"> och</w:t>
+      </w:r>
+      <w:r>
+        <w:rPr>
+          <w:i/>
+        </w:rPr>
+        <w:t xml:space="preserve"> 6530 Lövängar</w:t>
+      </w:r>
+      <w:r>
+        <w:t xml:space="preserve"> (SLU Artdatabanken, 2026; Nitare &amp; Skogsstyrelsen, 2019).</w:t>
       </w:r>
     </w:p>
     <w:p>
@@ -706,10 +708,10 @@
         <w:rPr>
           <w:b/>
         </w:rPr>
-        <w:t>Rödfläckigt jordfly (NT)</w:t>
-      </w:r>
-      <w:r>
-        <w:t xml:space="preserve"> hör hemma i barrblandskogar, ofta i lite öppnare skogar på sandigare torrare jordar. Den har minskat kraftigt under framförallt 2000-talet. Minskningen är av allt att döma störst i den södra halvan av utbredningsområdet men den har avtagit även längre norrut. Det storskaliga trakthyggesbruket kan sannolikt förklara huvuddelen av artens minskningar. Det främsta hotet är kalhyggesbruk och den ökade fragmenteringen av artens kvarvarande habitat leder till alltmer isolerade förekomster. Det är viktigt att äldre barrskogar med lång kontinuitet bevaras (SLU Artdatabanken, 2026).</w:t>
+        <w:t>Mörk kolflarnlav (NT)</w:t>
+      </w:r>
+      <w:r>
+        <w:t xml:space="preserve"> är brandberoende och växer nästan uteslutande på kolad hård kärnved av tall. Arten förekommer främst i glesa, öppna tall- och blandbarrskogar av naturskogskaraktär och etableringen verkar ske sent efter brand, kanske först efter 100–300 år. Mörk kolflarnlav indikerar skog med höga naturvärden och vanligast är att den påträffas på rester av nedbrunna torrakor och högstubbar och lågstubbar som är så grova att hela innandömet är urbränt. Tall- och blandbarrskogar av naturskogskaraktär med spår av återkommande bränder hyser höga biologiska värden och bör skyddas (SLU Artdatabanken, 2024).</w:t>
       </w:r>
     </w:p>
     <w:p>
@@ -717,10 +719,10 @@
         <w:rPr>
           <w:b/>
         </w:rPr>
-        <w:t xml:space="preserve">Skarp dropptaggsvamp (NT) </w:t>
-      </w:r>
-      <w:r>
-        <w:t>bildar mykorrhiza med både gran och tall, främst i barrskogar med trädkontinuitet. Arten uppträder dels i näringsrik kalkbarrskog och dels i sur lavtallskog. Kalkbarrskogarna är ofta grandominerade, olikåldriga och skiktade på frisk mark med ett örtrikt vegetationsskikt. Lavtallskogarna är i regel magra, torra, ljusöppna och ofta brandpräglade. Den totala populationen i landet har minskat och bedöms fortsätta minska till följd av avverkning av äldre barrskogar. Arten har begränsad förmåga att återetablera sig efter slutavverkning eller andra storskaliga skogsbruksåtgärder. Det saknas indikationer på att arten långsiktigt kan etablera eller reproducera sig i skogsbestånd som brukas med metoder som trakthyggesbruk, markberedning, gödsling eller föryngring med förädlat plantmaterial. Minskningstakten för den svenska populationen bedöms vara nära gränsvärdet för Sårbar (VU) (SLU Artdatabanken, 2026).</w:t>
+        <w:t>Nordlig nållav (NT)</w:t>
+      </w:r>
+      <w:r>
+        <w:t xml:space="preserve"> signalerar alltid miljöer med höga naturvärden. På lokalerna förekommer nästan alltid andra rödlistade eller ovanliga arter knutna till gamla skogar. Alla skogsskötselåtgärder på eller i omedelbar närhet av lokalerna utgör ett hot. Några av lavens rikaste förekomster bör skyddas (SLU Artdatabanken, 2024; Nitare &amp; Skogsstyrelsen, 2019).</w:t>
       </w:r>
     </w:p>
     <w:p>
@@ -728,46 +730,10 @@
         <w:rPr>
           <w:b/>
         </w:rPr>
-        <w:t>Skrovellav (NT)</w:t>
-      </w:r>
-      <w:r>
-        <w:t xml:space="preserve"> växer på gamla lövträd och på klippor i gamla skogar med hög och jämn luftfuktighet. Slutavverkning av kontinuitetsskog utgör det största hotet och lavens fortsatta förekomst bör säkerställas genom att lokaler med äldre skog skyddas. I områden med mycket hög luftfuktighet kan man på bålen av skrovellav finna de sällsynta parasitsvamparna skrovellavsknapp (EN), </w:t>
-      </w:r>
-      <w:r>
-        <w:rPr>
-          <w:i/>
-        </w:rPr>
-        <w:t>Catillaria lobariicola</w:t>
-      </w:r>
-      <w:r>
-        <w:t xml:space="preserve"> (VU) och </w:t>
-      </w:r>
-      <w:r>
-        <w:rPr>
-          <w:i/>
-        </w:rPr>
-        <w:t>Merismatium lobariae</w:t>
-      </w:r>
-      <w:r>
-        <w:t xml:space="preserve"> (DD). Skrovellav är typisk art för </w:t>
-      </w:r>
-      <w:r>
-        <w:rPr>
-          <w:i/>
-        </w:rPr>
-        <w:t xml:space="preserve">9010 Taiga, 9020 Nordlig ädellövskog, 9040 Fjällbjörkskog, 9070 Trädklädd betesmark, 9160 Näringsrik ekskog, 9180 Ädellövskog i branter, 9190 Näringsfattig ekskog, 8210 Kalkbranter </w:t>
-      </w:r>
-      <w:r>
-        <w:t xml:space="preserve">och </w:t>
-      </w:r>
-      <w:r>
-        <w:rPr>
-          <w:i/>
-        </w:rPr>
-        <w:t>6530 Lövängar</w:t>
-      </w:r>
-      <w:r>
-        <w:t xml:space="preserve"> (SLU Artdatabanken, 2026; Nitare &amp; Skogsstyrelsen, 2019).</w:t>
+        <w:t>Nordtagging (NT)</w:t>
+      </w:r>
+      <w:r>
+        <w:t xml:space="preserve"> växer främst på tallågor av grövre dimensioner och påträffas huvudsakligen i äldre skog som inte kalavverkats. Nordtaggingen missgynnas av att områden med äldre tallskog har minskat starkt. Bekämpning av skogsbränder, samtidigt som skogsbruket omvandlar naturligt glesa tallbestånd till likartade och betydligt tätare bestånd, har missgynnat arten. Bristen på gamla tallågor utgör på sikt ett allvarligt hot och återskapandet av lämpliga biotoper tar mycket lång tid. Områden med olikåldriga bestånd av tall och med stort inslag av äldre träd bör undantas från skoglig produktion (SLU Artdatabanken, 2024).</w:t>
       </w:r>
     </w:p>
     <w:p>
@@ -775,28 +741,28 @@
         <w:rPr>
           <w:b/>
         </w:rPr>
-        <w:t>Tretåig hackspett (NT, §4)</w:t>
-      </w:r>
-      <w:r>
-        <w:t xml:space="preserve"> är rödlistad som nära hotad och ingår i bilaga 1 i EU:s fågeldirektiv. Tretåig hackspett är för sin överlevnad beroende av kontinuerlig tillförsel av äldre döende och död ved, som sker genom naturliga självgallringsprocesser i äldre grannaturskogar och barrblandade naturskogar. Om en skog genom skogsbruk gallras eller glesas ur så upphör och uteblir i stort sett den naturliga självgallringsprocessen för mycket lång tid framöver vilket omöjliggör upprätthållandet av den kontinuerliga ekologiska funktionen i ett område. Det finns studier som visar att naturskogens självgallringsprocess som den tretåiga hackspetten är beroende av, inte kan ersättas med efterlämnad hänsyn i skogsbruket (Imbeau &amp; Desrochers, 2002). Storleken på häckningsreviret varierar med skogstypen, förekomsten av död ved och graden av fragmentering, men är i allmänhet i storleksordningen 25–100 hektar. Vintertid krävs ofta betydligt större områden och det finns studier som antyder att arten behöver minst 100 hektar äldre skog. I områden med låg bonitet kan det behövas över 200 hektar lämpligt habitat för att ett par ska kunna reproducera sig. Områden med dokumenterad permanent förekomst i naturskogsmiljöer har vanligen så stora naturvärden att skogsbruk är olämpligt. Tretåig hackspett är typisk art för </w:t>
+        <w:t>Rosa skärelav (NT)</w:t>
+      </w:r>
+      <w:r>
+        <w:t xml:space="preserve"> är en sällsynt skorplav som är spridd från Skåne till Lule Lappmark. I södra Sverige förekommer den i trädbärande marker med lång trädkontinuitet, framför allt på ek och i norra Sverige förekommer den i kontinuitetsskog med hög luftfuktighet, främst på sälg. Särskilt rika lokaler med rosa skärelav måste skyddas. Alla skogar med arten bör undantas från slutavverkning. Rosa skärelav är typisk art för </w:t>
       </w:r>
       <w:r>
         <w:rPr>
           <w:i/>
         </w:rPr>
-        <w:t xml:space="preserve">9010 Taiga, 9740 Skogsbevuxen myr, 9030 Landhöjningsskog </w:t>
-      </w:r>
-      <w:r>
-        <w:t xml:space="preserve">och </w:t>
+        <w:t xml:space="preserve">9160 Näringsrik ekskog </w:t>
+      </w:r>
+      <w:r>
+        <w:t>och</w:t>
       </w:r>
       <w:r>
         <w:rPr>
           <w:i/>
         </w:rPr>
-        <w:t>9040 Fjällbjörkskog</w:t>
-      </w:r>
-      <w:r>
-        <w:t xml:space="preserve"> (Skogsstyrelsen, 2016; SLU Artdatabanken, 2024).</w:t>
+        <w:t xml:space="preserve"> 9190 Näringsfattig ekskog</w:t>
+      </w:r>
+      <w:r>
+        <w:t xml:space="preserve"> (SLU Artdatabanken, 2024; Nitare &amp; Skogsstyrelsen, 2019).</w:t>
       </w:r>
     </w:p>
     <w:p>
@@ -804,10 +770,10 @@
         <w:rPr>
           <w:b/>
         </w:rPr>
-        <w:t>Varglav (NT, §8)</w:t>
-      </w:r>
-      <w:r>
-        <w:t xml:space="preserve"> växer på gammal, torr, hård ved, främst på torrakor och högstubbar av tall i öppna lägen, främst på myrar och i myrkanter. Lämpliga torrakor nyskapas praktiskt taget inte alls. Arten är placerad högst upp i Skogsstyrelsens värdepyramid för bedömning av skog med höga naturvärden och är fridlyst enligt 8 § artskyddsförordningen. Tidigare fanns varglav även på ved i kulturlandskapet men den har nästan helt försvunnit från denna miljö. På lokaler med riklig förekomst av varglav kan man hitta den sällsynta lavparasiten varglavsknöl (VU), som är knuten till varglav (SLU Artdatabanken, 2024; Nitare &amp; Skogsstyrelsen, 2019).</w:t>
+        <w:t>Rödfläckigt jordfly (NT)</w:t>
+      </w:r>
+      <w:r>
+        <w:t xml:space="preserve"> hör hemma i barrblandskogar, ofta i lite öppnare skogar på sandigare torrare jordar. Den har minskat kraftigt under framförallt 2000-talet. Minskningen är av allt att döma störst i den södra halvan av utbredningsområdet men den har avtagit även längre norrut. Det storskaliga trakthyggesbruket kan sannolikt förklara huvuddelen av artens minskningar. Det främsta hotet är kalhyggesbruk och den ökade fragmenteringen av artens kvarvarande habitat leder till alltmer isolerade förekomster. Det är viktigt att äldre barrskogar med lång kontinuitet bevaras (SLU Artdatabanken, 2026).</w:t>
       </w:r>
     </w:p>
     <w:p>
@@ -815,19 +781,10 @@
         <w:rPr>
           <w:b/>
         </w:rPr>
-        <w:t>Vedflamlav (NT)</w:t>
-      </w:r>
-      <w:r>
-        <w:t xml:space="preserve"> växer på gammal hård och torr, exponerad kärnved av tall, främst på högstubbar i ljusöppna lägen, t.ex. vid och på myrar, sjökanter, i glesa hällmarkskogar och i brandpräglade tallnaturskogar. Substratet nyskapas i begränsad omfattning och arten är en utmärkt indikator på höga naturvärden i denna skogstyp. Tall- och barrblandskogar med naturskogskaraktär och spår av bränder har ofta höga biologiska värden och bör skyddas. På vedflamlavens bål kan den sällsynta spiklaven/parasiten </w:t>
-      </w:r>
-      <w:r>
-        <w:rPr>
-          <w:i/>
-        </w:rPr>
-        <w:t>Calicium ramboldiicola</w:t>
-      </w:r>
-      <w:r>
-        <w:t xml:space="preserve"> (VU) påträffas (SLU Artdatabanken, 2026).</w:t>
+        <w:t xml:space="preserve">Skarp dropptaggsvamp (NT) </w:t>
+      </w:r>
+      <w:r>
+        <w:t>bildar mykorrhiza med både gran och tall, främst i barrskogar med trädkontinuitet. Arten uppträder dels i näringsrik kalkbarrskog och dels i sur lavtallskog. Kalkbarrskogarna är ofta grandominerade, olikåldriga och skiktade på frisk mark med ett örtrikt vegetationsskikt. Lavtallskogarna är i regel magra, torra, ljusöppna och ofta brandpräglade. Den totala populationen i landet har minskat och bedöms fortsätta minska till följd av avverkning av äldre barrskogar. Arten har begränsad förmåga att återetablera sig efter slutavverkning eller andra storskaliga skogsbruksåtgärder. Det saknas indikationer på att arten långsiktigt kan etablera eller reproducera sig i skogsbestånd som brukas med metoder som trakthyggesbruk, markberedning, gödsling eller föryngring med förädlat plantmaterial. Minskningstakten för den svenska populationen bedöms vara nära gränsvärdet för Sårbar (VU) (SLU Artdatabanken, 2026).</w:t>
       </w:r>
     </w:p>
     <w:p>
@@ -835,19 +792,46 @@
         <w:rPr>
           <w:b/>
         </w:rPr>
-        <w:t>Vedskivlav (NT)</w:t>
-      </w:r>
-      <w:r>
-        <w:t xml:space="preserve"> växer på gammal, torr, exponerad, hård kärnved av framförallt tall i naturskogsartade bestånd. Avverkning av tallskog av naturskogskaraktär med spår av återkommande bränder är ett hot. Mängden lämplig ved att växa på för vedskivlav minskar, dels på grund av naturlig nedbrytning men framförallt på grund av att de förstörs i samband med slutavverkningar, gallringar och markberedning. Tall- och blandbarrskogar av naturskogskaraktär med spår av återkommande bränder bör skyddas. Vedskivlav är typisk art för </w:t>
+        <w:t>Skrovellav (NT)</w:t>
+      </w:r>
+      <w:r>
+        <w:t xml:space="preserve"> växer på gamla lövträd och på klippor i gamla skogar med hög och jämn luftfuktighet. Slutavverkning av kontinuitetsskog utgör det största hotet och lavens fortsatta förekomst bör säkerställas genom att lokaler med äldre skog skyddas. I områden med mycket hög luftfuktighet kan man på bålen av skrovellav finna de sällsynta parasitsvamparna skrovellavsknapp (EN), </w:t>
       </w:r>
       <w:r>
         <w:rPr>
           <w:i/>
         </w:rPr>
-        <w:t>9010 Taiga</w:t>
-      </w:r>
-      <w:r>
-        <w:t xml:space="preserve"> (SLU Artdatabanken, 2024).</w:t>
+        <w:t>Catillaria lobariicola</w:t>
+      </w:r>
+      <w:r>
+        <w:t xml:space="preserve"> (VU) och </w:t>
+      </w:r>
+      <w:r>
+        <w:rPr>
+          <w:i/>
+        </w:rPr>
+        <w:t>Merismatium lobariae</w:t>
+      </w:r>
+      <w:r>
+        <w:t xml:space="preserve"> (DD). Skrovellav är typisk art för </w:t>
+      </w:r>
+      <w:r>
+        <w:rPr>
+          <w:i/>
+        </w:rPr>
+        <w:t xml:space="preserve">9010 Taiga, 9020 Nordlig ädellövskog, 9040 Fjällbjörkskog, 9070 Trädklädd betesmark, 9160 Näringsrik ekskog, 9180 Ädellövskog i branter, 9190 Näringsfattig ekskog, 8210 Kalkbranter </w:t>
+      </w:r>
+      <w:r>
+        <w:t xml:space="preserve">och </w:t>
+      </w:r>
+      <w:r>
+        <w:rPr>
+          <w:i/>
+        </w:rPr>
+        <w:t>6530 Lövängar</w:t>
+      </w:r>
+      <w:r>
+        <w:t xml:space="preserve"> (SLU Artdatabanken, 2026; Nitare &amp; Skogsstyrelsen, 2019).</w:t>
       </w:r>
     </w:p>
     <w:p>
@@ -855,19 +839,19 @@
         <w:rPr>
           <w:b/>
         </w:rPr>
-        <w:t>Violettgrå tagellav (NT)</w:t>
-      </w:r>
-      <w:r>
-        <w:t xml:space="preserve"> växer nästan uteslutande i gamla olikåldriga barrnaturskogar med lång skoglig kontinuitet och är en utmärkt signal på skog med höga naturvärden. Slutavverkning av tidigare aldrig slutavverkad skog (kontinuitetsskog) är det största hotet. Biotopen nyskapas i begränsad omfattning och barrskog äldre än 160 år, där den violettgrå tagellaven huvudsakligen påträffas har minskat med 50% de senaste 50 åren. Lågproduktiv skogsmark där laven förekommer bör undantas från skogsbruk och rika förekomster i äldre granskog bör skyddas. Arten är känslig för uttorkning och det är väsentligt att tillräckligt stora bestånd avsätts. Violettgrå tagellav är typisk art för </w:t>
+        <w:t>Skuggblåslav (NT)</w:t>
+      </w:r>
+      <w:r>
+        <w:t xml:space="preserve"> växer på silikatsten eller gamla träd i äldre naturskogar med hög luftfuktighet. Den påverkas negativt av brist på kontinuitetsskog och minskningstakten för arten bedöms vara nära gränsvärdet för sårbar (VU). Skuggblåslav är typisk art för </w:t>
       </w:r>
       <w:r>
         <w:rPr>
           <w:i/>
         </w:rPr>
-        <w:t>9010 Taiga</w:t>
-      </w:r>
-      <w:r>
-        <w:t xml:space="preserve"> (SLU Artdatabanken, 2024; Nitare &amp; Skogsstyrelsen, 2019).</w:t>
+        <w:t xml:space="preserve">9010 Taiga </w:t>
+      </w:r>
+      <w:r>
+        <w:t>(Nitare &amp; Skogsstyrelsen, 2019; SLU Artdatabanken, 2026).</w:t>
       </w:r>
     </w:p>
     <w:p>
@@ -875,28 +859,28 @@
         <w:rPr>
           <w:b/>
         </w:rPr>
-        <w:t>Korallblylav</w:t>
-      </w:r>
-      <w:r>
-        <w:t xml:space="preserve"> växer på bark av asp, ask, rönn, sälg, bok och lönn och signalerar överallt skogsbestånd med höga naturvärden och den följs nästan alltid av andra ovanliga och rödlistade arter. Den indikerar hög och jämn luftfuktighet och växer främst i områden med lång skoglig kontinuitet där det funnits ett ständigt inslag av gamla lövträd. Korallblylav är typisk art för </w:t>
+        <w:t>Tretåig hackspett (NT, §4)</w:t>
+      </w:r>
+      <w:r>
+        <w:t xml:space="preserve"> är rödlistad som nära hotad och ingår i bilaga 1 i EU:s fågeldirektiv. Tretåig hackspett är för sin överlevnad beroende av kontinuerlig tillförsel av äldre döende och död ved, som sker genom naturliga självgallringsprocesser i äldre grannaturskogar och barrblandade naturskogar. Om en skog genom skogsbruk gallras eller glesas ur så upphör och uteblir i stort sett den naturliga självgallringsprocessen för mycket lång tid framöver vilket omöjliggör upprätthållandet av den kontinuerliga ekologiska funktionen i ett område. Det finns studier som visar att naturskogens självgallringsprocess som den tretåiga hackspetten är beroende av, inte kan ersättas med efterlämnad hänsyn i skogsbruket (Imbeau &amp; Desrochers, 2002). Storleken på häckningsreviret varierar med skogstypen, förekomsten av död ved och graden av fragmentering, men är i allmänhet i storleksordningen 25–100 hektar. Vintertid krävs ofta betydligt större områden och det finns studier som antyder att arten behöver minst 100 hektar äldre skog. I områden med låg bonitet kan det behövas över 200 hektar lämpligt habitat för att ett par ska kunna reproducera sig. Områden med dokumenterad permanent förekomst i naturskogsmiljöer har vanligen så stora naturvärden att skogsbruk är olämpligt. Tretåig hackspett är typisk art för </w:t>
       </w:r>
       <w:r>
         <w:rPr>
           <w:i/>
         </w:rPr>
-        <w:t xml:space="preserve">9020 Nordlig ädellövskog, 9070 Trädklädd betesmark, 9160 Näringsrik ekskog, 9180 Ädellövskog i branter </w:t>
-      </w:r>
-      <w:r>
-        <w:t>och</w:t>
+        <w:t xml:space="preserve">9010 Taiga, 9740 Skogsbevuxen myr, 9030 Landhöjningsskog </w:t>
+      </w:r>
+      <w:r>
+        <w:t xml:space="preserve">och </w:t>
       </w:r>
       <w:r>
         <w:rPr>
           <w:i/>
         </w:rPr>
-        <w:t xml:space="preserve"> 9190 Näringsfattig ekskog</w:t>
-      </w:r>
-      <w:r>
-        <w:t xml:space="preserve"> (SLU Artdatabanken, 2024; Nitare &amp; Skogsstyrelsen, 2019).</w:t>
+        <w:t>9040 Fjällbjörkskog</w:t>
+      </w:r>
+      <w:r>
+        <w:t xml:space="preserve"> (Skogsstyrelsen, 2016; SLU Artdatabanken, 2024).</w:t>
       </w:r>
     </w:p>
     <w:p>
@@ -904,28 +888,10 @@
         <w:rPr>
           <w:b/>
         </w:rPr>
-        <w:t xml:space="preserve">Norrlandslav </w:t>
-      </w:r>
-      <w:r>
-        <w:t xml:space="preserve">indikerar söder om den naturliga norrlandsgränsen barrskogsbeklädda bergbranter eller andra ostörda skogsmiljöer med höga naturvärden. Norrlandslav är typisk art för </w:t>
-      </w:r>
-      <w:r>
-        <w:rPr>
-          <w:i/>
-        </w:rPr>
-        <w:t xml:space="preserve">9010 Taiga, 8110 Silikatrasmarker </w:t>
-      </w:r>
-      <w:r>
-        <w:t>och</w:t>
-      </w:r>
-      <w:r>
-        <w:rPr>
-          <w:i/>
-        </w:rPr>
-        <w:t xml:space="preserve"> 8120 Kalkrasmarker </w:t>
-      </w:r>
-      <w:r>
-        <w:t>(Nitare &amp; Skogsstyrelsen, 2000; SLU Artdatabanken, 2025).</w:t>
+        <w:t xml:space="preserve">Vaddporing (NT) </w:t>
+      </w:r>
+      <w:r>
+        <w:t>är en brunrötande vednedbrytare som hittas på undersidan av liggande murken tallved i olika former. Substratet utgörs framför allt av den typ av hård, kådimpregnerad och ofta kolad tallved som skapas i brandpräglad skog. Vedtypen nybildas i mycket liten omfattning och det är sannolikt att arten upplever en utdöendeskuld. För att garantera artens fortlevnad bör man både säkra att artens växtplatser hålls intakta samt att långsiktigt säkerställa att ny ved tillkommer, allra helst i omedelbar anslutning till artens växtplatser. Skoglig gallring och annat uttag av virke innebär ett hot mot arten (SLU Artdatabanken, 2024).</w:t>
       </w:r>
     </w:p>
     <w:p>
@@ -933,19 +899,10 @@
         <w:rPr>
           <w:b/>
         </w:rPr>
-        <w:t xml:space="preserve">Rostfläck </w:t>
-      </w:r>
-      <w:r>
-        <w:t xml:space="preserve">signalerar framför allt höga naturvärden i östra Sverige samt norr om den naturliga norrlandsgränsen. Arten indikerar här skogsmiljöer som under lång tid haft ett konstant fuktigt mikroklimat. Rika förekomster i Norrland visar sannolikt på bestånd med långvarig kontinuitet av gamla träd. När laven påträffas i alkärr signalerar den höga naturvärden inom hela sitt utbredningsområde. Rostfläck är typisk art för </w:t>
-      </w:r>
-      <w:r>
-        <w:rPr>
-          <w:i/>
-        </w:rPr>
-        <w:t xml:space="preserve">9190 Näringsfattig ekskog </w:t>
-      </w:r>
-      <w:r>
-        <w:t>(Nitare &amp; Skogsstyrelsen, 2019; SLU Artdatabanken, 2025).</w:t>
+        <w:t>Varglav (NT, §8)</w:t>
+      </w:r>
+      <w:r>
+        <w:t xml:space="preserve"> växer på gammal, torr, hård ved, främst på torrakor och högstubbar av tall i öppna lägen, främst på myrar och i myrkanter. Lämpliga torrakor nyskapas praktiskt taget inte alls. Arten är placerad högst upp i Skogsstyrelsens värdepyramid för bedömning av skog med höga naturvärden och är fridlyst enligt 8 § artskyddsförordningen. Tidigare fanns varglav även på ved i kulturlandskapet men den har nästan helt försvunnit från denna miljö. På lokaler med riklig förekomst av varglav kan man hitta den sällsynta lavparasiten varglavsknöl (VU), som är knuten till varglav (SLU Artdatabanken, 2024; Nitare &amp; Skogsstyrelsen, 2019).</w:t>
       </w:r>
     </w:p>
     <w:p>
@@ -953,6 +910,258 @@
         <w:rPr>
           <w:b/>
         </w:rPr>
+        <w:t>Vedflamlav (NT)</w:t>
+      </w:r>
+      <w:r>
+        <w:t xml:space="preserve"> växer på gammal hård och torr, exponerad kärnved av tall, främst på högstubbar i ljusöppna lägen, t.ex. vid och på myrar, sjökanter, i glesa hällmarkskogar och i brandpräglade tallnaturskogar. Substratet nyskapas i begränsad omfattning och arten är en utmärkt indikator på höga naturvärden i denna skogstyp. Tall- och barrblandskogar med naturskogskaraktär och spår av bränder har ofta höga biologiska värden och bör skyddas. På vedflamlavens bål kan den sällsynta spiklaven/parasiten </w:t>
+      </w:r>
+      <w:r>
+        <w:rPr>
+          <w:i/>
+        </w:rPr>
+        <w:t>Calicium ramboldiicola</w:t>
+      </w:r>
+      <w:r>
+        <w:t xml:space="preserve"> (VU) påträffas (SLU Artdatabanken, 2026).</w:t>
+      </w:r>
+    </w:p>
+    <w:p>
+      <w:r>
+        <w:rPr>
+          <w:b/>
+        </w:rPr>
+        <w:t>Vedskivlav (NT)</w:t>
+      </w:r>
+      <w:r>
+        <w:t xml:space="preserve"> växer på gammal, torr, exponerad, hård kärnved av framförallt tall i naturskogsartade bestånd. Avverkning av tallskog av naturskogskaraktär med spår av återkommande bränder är ett hot. Mängden lämplig ved att växa på för vedskivlav minskar, dels på grund av naturlig nedbrytning men framförallt på grund av att de förstörs i samband med slutavverkningar, gallringar och markberedning. Tall- och blandbarrskogar av naturskogskaraktär med spår av återkommande bränder bör skyddas. Vedskivlav är typisk art för </w:t>
+      </w:r>
+      <w:r>
+        <w:rPr>
+          <w:i/>
+        </w:rPr>
+        <w:t>9010 Taiga</w:t>
+      </w:r>
+      <w:r>
+        <w:t xml:space="preserve"> (SLU Artdatabanken, 2024).</w:t>
+      </w:r>
+    </w:p>
+    <w:p>
+      <w:r>
+        <w:rPr>
+          <w:b/>
+        </w:rPr>
+        <w:t xml:space="preserve">Vedtrappmossa (NT) </w:t>
+      </w:r>
+      <w:r>
+        <w:t xml:space="preserve">växer på död ved, främst i gammal granskog. Den förekommer knappast alls i fjällnära barrskogar utan finns i skogslandskapet nedom fjällen och framför allt i landets södra delar är den en mycket bra signalart för barrnaturskog med höga naturvärden. Skogsavverkning och brist på grov död ved i skogen är de allvarligaste hoten och den överlever inte kalhyggesbruk. Lokaler med sluten granskog, tillräckligt stora för att säkerställa ett kontinuerligt tillskott på grova lågor, bör undantas från storskaligt skogsbruk. Vedtrappmossa är typisk art för </w:t>
+      </w:r>
+      <w:r>
+        <w:rPr>
+          <w:i/>
+        </w:rPr>
+        <w:t>9010 Taiga</w:t>
+      </w:r>
+      <w:r>
+        <w:t xml:space="preserve"> (SLU Artdatabanken, 2024).</w:t>
+      </w:r>
+    </w:p>
+    <w:p>
+      <w:r>
+        <w:rPr>
+          <w:b/>
+        </w:rPr>
+        <w:t>Violettgrå tagellav (NT)</w:t>
+      </w:r>
+      <w:r>
+        <w:t xml:space="preserve"> växer nästan uteslutande i gamla olikåldriga barrnaturskogar med lång skoglig kontinuitet och är en utmärkt signal på skog med höga naturvärden. Slutavverkning av tidigare aldrig slutavverkad skog (kontinuitetsskog) är det största hotet. Biotopen nyskapas i begränsad omfattning och barrskog äldre än 160 år, där den violettgrå tagellaven huvudsakligen påträffas har minskat med 50% de senaste 50 åren. Lågproduktiv skogsmark där laven förekommer bör undantas från skogsbruk och rika förekomster i äldre granskog bör skyddas. Arten är känslig för uttorkning och det är väsentligt att tillräckligt stora bestånd avsätts. Violettgrå tagellav är typisk art för </w:t>
+      </w:r>
+      <w:r>
+        <w:rPr>
+          <w:i/>
+        </w:rPr>
+        <w:t>9010 Taiga</w:t>
+      </w:r>
+      <w:r>
+        <w:t xml:space="preserve"> (SLU Artdatabanken, 2024; Nitare &amp; Skogsstyrelsen, 2019).</w:t>
+      </w:r>
+    </w:p>
+    <w:p>
+      <w:r>
+        <w:rPr>
+          <w:b/>
+        </w:rPr>
+        <w:t>Korallblylav</w:t>
+      </w:r>
+      <w:r>
+        <w:t xml:space="preserve"> växer på bark av asp, ask, rönn, sälg, bok och lönn och signalerar överallt skogsbestånd med höga naturvärden och den följs nästan alltid av andra ovanliga och rödlistade arter. Den indikerar hög och jämn luftfuktighet och växer främst i områden med lång skoglig kontinuitet där det funnits ett ständigt inslag av gamla lövträd. Korallblylav är typisk art för </w:t>
+      </w:r>
+      <w:r>
+        <w:rPr>
+          <w:i/>
+        </w:rPr>
+        <w:t xml:space="preserve">9020 Nordlig ädellövskog, 9070 Trädklädd betesmark, 9160 Näringsrik ekskog, 9180 Ädellövskog i branter </w:t>
+      </w:r>
+      <w:r>
+        <w:t>och</w:t>
+      </w:r>
+      <w:r>
+        <w:rPr>
+          <w:i/>
+        </w:rPr>
+        <w:t xml:space="preserve"> 9190 Näringsfattig ekskog</w:t>
+      </w:r>
+      <w:r>
+        <w:t xml:space="preserve"> (SLU Artdatabanken, 2024; Nitare &amp; Skogsstyrelsen, 2019).</w:t>
+      </w:r>
+    </w:p>
+    <w:p>
+      <w:r>
+        <w:rPr>
+          <w:b/>
+        </w:rPr>
+        <w:t>Luddlav</w:t>
+      </w:r>
+      <w:r>
+        <w:t xml:space="preserve"> signalerar lång skoglig kontinuitet med ett stabilt lokal- och mikroklimat med hög och jämn fuktighet. Luddlav är typisk art för </w:t>
+      </w:r>
+      <w:r>
+        <w:rPr>
+          <w:i/>
+        </w:rPr>
+        <w:t>9010 Taiga,</w:t>
+      </w:r>
+      <w:r>
+        <w:t xml:space="preserve"> </w:t>
+      </w:r>
+      <w:r>
+        <w:rPr>
+          <w:i/>
+        </w:rPr>
+        <w:t xml:space="preserve">9020 Nordlig ädellövskog, 9070 Trädklädd betesmark, 9110 Näringsfattig bokskog, 9180 Ädellövskog i branter </w:t>
+      </w:r>
+      <w:r>
+        <w:t>och</w:t>
+      </w:r>
+      <w:r>
+        <w:rPr>
+          <w:i/>
+        </w:rPr>
+        <w:t xml:space="preserve"> 9190 Näringsfattig ekskog </w:t>
+      </w:r>
+      <w:r>
+        <w:t>(Nitare &amp; Skogsstyrelsen, 2019; SLU Artdatabanken, 2025).</w:t>
+      </w:r>
+    </w:p>
+    <w:p>
+      <w:r>
+        <w:rPr>
+          <w:b/>
+        </w:rPr>
+        <w:t xml:space="preserve">Norrlandslav </w:t>
+      </w:r>
+      <w:r>
+        <w:t xml:space="preserve">indikerar söder om den naturliga norrlandsgränsen barrskogsbeklädda bergbranter eller andra ostörda skogsmiljöer med höga naturvärden. Norrlandslav är typisk art för </w:t>
+      </w:r>
+      <w:r>
+        <w:rPr>
+          <w:i/>
+        </w:rPr>
+        <w:t xml:space="preserve">9010 Taiga, 8110 Silikatrasmarker </w:t>
+      </w:r>
+      <w:r>
+        <w:t>och</w:t>
+      </w:r>
+      <w:r>
+        <w:rPr>
+          <w:i/>
+        </w:rPr>
+        <w:t xml:space="preserve"> 8120 Kalkrasmarker </w:t>
+      </w:r>
+      <w:r>
+        <w:t>(Nitare &amp; Skogsstyrelsen, 2000; SLU Artdatabanken, 2025).</w:t>
+      </w:r>
+    </w:p>
+    <w:p>
+      <w:r>
+        <w:rPr>
+          <w:b/>
+        </w:rPr>
+        <w:t xml:space="preserve">Rostfläck </w:t>
+      </w:r>
+      <w:r>
+        <w:t xml:space="preserve">signalerar framför allt höga naturvärden i östra Sverige samt norr om den naturliga norrlandsgränsen. Arten indikerar här skogsmiljöer som under lång tid haft ett konstant fuktigt mikroklimat. Rika förekomster i Norrland visar sannolikt på bestånd med långvarig kontinuitet av gamla träd. När laven påträffas i alkärr signalerar den höga naturvärden inom hela sitt utbredningsområde. Rostfläck är typisk art för </w:t>
+      </w:r>
+      <w:r>
+        <w:rPr>
+          <w:i/>
+        </w:rPr>
+        <w:t xml:space="preserve">9190 Näringsfattig ekskog </w:t>
+      </w:r>
+      <w:r>
+        <w:t>(Nitare &amp; Skogsstyrelsen, 2019; SLU Artdatabanken, 2025).</w:t>
+      </w:r>
+    </w:p>
+    <w:p>
+      <w:r>
+        <w:rPr>
+          <w:b/>
+        </w:rPr>
+        <w:t>Stuplav</w:t>
+      </w:r>
+      <w:r>
+        <w:t xml:space="preserve"> är en mycket bra signalart i hela sitt utbredningsområde och förekommer nästan enbart i skogsmiljöer med höga naturvärden. Den indikerar långvarig förekomst av gamla lövträd och miljöer med konstant hög luftfuktighet. I skogar med suboceaniskt klimat finns det en mycket sällsynt parasit, njurlavsknapp </w:t>
+      </w:r>
+      <w:r>
+        <w:rPr>
+          <w:i/>
+        </w:rPr>
+        <w:t>Pletocarpon nephromeum</w:t>
+      </w:r>
+      <w:r>
+        <w:t xml:space="preserve"> (EN), som växer på stuplav. Ytterligare tre sällsynta lavparasiter, </w:t>
+      </w:r>
+      <w:r>
+        <w:rPr>
+          <w:i/>
+        </w:rPr>
+        <w:t>Protounguicularia nephromatis</w:t>
+      </w:r>
+      <w:r>
+        <w:t xml:space="preserve"> (VU), </w:t>
+      </w:r>
+      <w:r>
+        <w:rPr>
+          <w:i/>
+        </w:rPr>
+        <w:t>Refractohilum galligenum</w:t>
+      </w:r>
+      <w:r>
+        <w:t xml:space="preserve"> (NT) och </w:t>
+      </w:r>
+      <w:r>
+        <w:rPr>
+          <w:i/>
+        </w:rPr>
+        <w:t>Roselliniella nephromatis</w:t>
+      </w:r>
+      <w:r>
+        <w:t xml:space="preserve"> (DD), kan också påträffas på stuplav. Stuplav är typisk art för </w:t>
+      </w:r>
+      <w:r>
+        <w:rPr>
+          <w:i/>
+        </w:rPr>
+        <w:t>9010 Taiga</w:t>
+      </w:r>
+      <w:r>
+        <w:t xml:space="preserve"> (SLU Artdatabanken, 2026; Nitare &amp; Skogsstyrelsen, 2019).</w:t>
+      </w:r>
+    </w:p>
+    <w:p>
+      <w:r>
+        <w:rPr>
+          <w:b/>
+        </w:rPr>
         <w:t>Mjölig knopplav</w:t>
       </w:r>
       <w:r>
@@ -963,6 +1172,55 @@
           <w:i/>
         </w:rPr>
         <w:t xml:space="preserve">9190 Näringsfattig ekskog </w:t>
+      </w:r>
+      <w:r>
+        <w:t>(SLU Artdatabanken, 2025).</w:t>
+      </w:r>
+    </w:p>
+    <w:p>
+      <w:r>
+        <w:rPr>
+          <w:b/>
+        </w:rPr>
+        <w:t>Spillkråka (§4)</w:t>
+      </w:r>
+      <w:r>
+        <w:t xml:space="preserve"> omfattas av bilaga 1 i EU:s fågeldirektiv och är typisk art för </w:t>
+      </w:r>
+      <w:r>
+        <w:rPr>
+          <w:i/>
+        </w:rPr>
+        <w:t xml:space="preserve">9010 Taiga </w:t>
+      </w:r>
+      <w:r>
+        <w:t>och</w:t>
+      </w:r>
+      <w:r>
+        <w:rPr>
+          <w:i/>
+        </w:rPr>
+        <w:t xml:space="preserve"> 9740 Skogsbevuxen myr</w:t>
+      </w:r>
+      <w:r>
+        <w:t>. Den behöver grova träd, främst tall, asp och bok som boträd. Skogsbruk med korta omloppstider och täta, homogena ungskogar utgör det största hotet. Spillkråka är en nyckelart i skogliga miljöer vars övergivna bohål utnyttjas av flera andra hålhäckande fågelarter och fladdermöss, däribland pärluggla (EN, §4), knipa (§4), salskrake (§4) och skogsduva (§4). Hökuggla (VU, §4) och slaguggla (§4) häckar ofta i högstubbar som brutits av i höjd med ett gammalt spillkråkebo (SLU Artdatabanken, 2026; Skogsstyrelsen, 2016).</w:t>
+      </w:r>
+    </w:p>
+    <w:p>
+      <w:r>
+        <w:rPr>
+          <w:b/>
+        </w:rPr>
+        <w:t xml:space="preserve">Sälg </w:t>
+      </w:r>
+      <w:r>
+        <w:t xml:space="preserve">är typisk art för </w:t>
+      </w:r>
+      <w:r>
+        <w:rPr>
+          <w:i/>
+        </w:rPr>
+        <w:t xml:space="preserve">9040 Fjällbjörkskog </w:t>
       </w:r>
       <w:r>
         <w:t>(SLU Artdatabanken, 2025).</w:t>
@@ -1082,7 +1340,7 @@
         <w:rPr>
           <w:i/>
         </w:rPr>
-        <w:t>I det avverkningsanmälda skogsområdet har 28 rödlistade arter och signalarter påträffats. Detta ska jämföras med Skogsstyrelsens uppföljning 2017 av nyckelbiotoper som visade att man i genomsnitt hittar 20,6 olika rödlistade arter och signalarter i en nyckelbiotop (Wijk, S. 2017. Biologisk mångfald i nyckelbiotoper – Resultat från inventeringen “Uppföljning biologisk mångfald” 2009–2015. Rapport 4/2017 Skogsstyrelsen, Jönköping).</w:t>
+        <w:t>I det avverkningsanmälda skogsområdet har 38 rödlistade arter och signalarter påträffats. Detta ska jämföras med Skogsstyrelsens uppföljning 2017 av nyckelbiotoper som visade att man i genomsnitt hittar 20,6 olika rödlistade arter och signalarter i en nyckelbiotop (Wijk, S. 2017. Biologisk mångfald i nyckelbiotoper – Resultat från inventeringen “Uppföljning biologisk mångfald” 2009–2015. Rapport 4/2017 Skogsstyrelsen, Jönköping).</w:t>
       </w:r>
     </w:p>
     <w:p>
@@ -1111,7 +1369,7 @@
         <w:rPr>
           <w:i/>
         </w:rPr>
-        <w:t>I det avverkningsanmälda skogsområdet har 29 naturvårdsarter varav 25 rödlistade arter sina livsmiljöer och växtplatser.</w:t>
+        <w:t>I det avverkningsanmälda skogsområdet har 41 naturvårdsarter varav 33 rödlistade arter sina livsmiljöer och växtplatser.</w:t>
       </w:r>
     </w:p>
     <w:p>
@@ -1845,6 +2103,78 @@
       </w:r>
       <w:r>
         <w:t>Acta Ornithologica 40(1): 53–60.</w:t>
+      </w:r>
+    </w:p>
+    <w:p>
+      <w:pPr>
+        <w:pStyle w:val="Heading1"/>
+      </w:pPr>
+      <w:r>
+        <w:t>Spillkråka – ekologi samt krav på livsmiljön</w:t>
+      </w:r>
+    </w:p>
+    <w:p>
+      <w:r>
+        <w:t xml:space="preserve">Spillkråka (§4) ingår i bilaga 1 EU:s fågeldirektiv och är typisk art för </w:t>
+      </w:r>
+      <w:r>
+        <w:rPr>
+          <w:i/>
+        </w:rPr>
+        <w:t xml:space="preserve">9010 Taiga </w:t>
+      </w:r>
+      <w:r>
+        <w:t>och</w:t>
+      </w:r>
+      <w:r>
+        <w:rPr>
+          <w:i/>
+        </w:rPr>
+        <w:t xml:space="preserve"> 9740 Skogsbevuxen myr</w:t>
+      </w:r>
+      <w:r>
+        <w:t>. Den lever i både barr- och blandskog liksom i ren lövskog. De tätaste populationerna tenderar att finnas i äldre, variationsrik blandskog med gott om död ved och gamla träd. Varje par utnyttjar 400–1000 hektar skog beroende på skogens kvalitet. Skogsbruk med korta omloppstider och täta, homogena ungskogar utgör det största hotet (SLU Artdatabanken, 2026).</w:t>
+      </w:r>
+    </w:p>
+    <w:p>
+      <w:r>
+        <w:t>Spillkråka är en nyckelart i skogliga miljöer vars övergivna bohål utnyttjas av flera andra hålhäckande fågelarter och fladdermöss, däribland pärluggla (EN, §4), knipa (§4), salskrake (§4) och skogsduva (§4). Hökuggla (VU, §4) och slaguggla (§4) häckar ofta i högstubbar som brutits av i höjd med ett gammalt spillkråkebo (Skogsstyrelsen, 2016).</w:t>
+      </w:r>
+    </w:p>
+    <w:p>
+      <w:pPr>
+        <w:pStyle w:val="Heading2"/>
+      </w:pPr>
+      <w:r>
+        <w:t>Referenser – spillkråka</w:t>
+      </w:r>
+    </w:p>
+    <w:p>
+      <w:r>
+        <w:t xml:space="preserve">Skogsstyrelsen, 2016. </w:t>
+      </w:r>
+      <w:r>
+        <w:rPr>
+          <w:i/>
+        </w:rPr>
+        <w:t xml:space="preserve">Vägledning för hänsyn till spillkråka. </w:t>
+      </w:r>
+      <w:r>
+        <w:t>Vägledningar och kunskapsstöd artskydd – Skogsstyrelsen.</w:t>
+      </w:r>
+    </w:p>
+    <w:p>
+      <w:r>
+        <w:t xml:space="preserve">SLU Artdatabanken, 2026. </w:t>
+      </w:r>
+      <w:r>
+        <w:rPr>
+          <w:i/>
+        </w:rPr>
+        <w:t xml:space="preserve">Artfaktablad. Naturvård – artfakta. </w:t>
+      </w:r>
+      <w:r>
+        <w:t>SLU Artdatabanken, Uppsala.</w:t>
       </w:r>
     </w:p>
     <w:sectPr>
@@ -1975,7 +2305,7 @@
     <w:r>
       <w:tab/>
       <w:tab/>
-      <w:t>2026-08-17</w:t>
+      <w:t>2026-08-18</w:t>
       <w:br/>
       <w:br/>
     </w:r>

--- a/klagomål/A 31958-2026 FSC-klagomål.docx
+++ b/klagomål/A 31958-2026 FSC-klagomål.docx
@@ -2305,7 +2305,7 @@
     <w:r>
       <w:tab/>
       <w:tab/>
-      <w:t>2026-08-18</w:t>
+      <w:t>2026-08-19</w:t>
       <w:br/>
       <w:br/>
     </w:r>

--- a/klagomål/A 31958-2026 FSC-klagomål.docx
+++ b/klagomål/A 31958-2026 FSC-klagomål.docx
@@ -2305,7 +2305,7 @@
     <w:r>
       <w:tab/>
       <w:tab/>
-      <w:t>2026-08-19</w:t>
+      <w:t>2026-08-20</w:t>
       <w:br/>
       <w:br/>
     </w:r>

--- a/klagomål/A 31958-2026 FSC-klagomål.docx
+++ b/klagomål/A 31958-2026 FSC-klagomål.docx
@@ -2305,7 +2305,7 @@
     <w:r>
       <w:tab/>
       <w:tab/>
-      <w:t>2026-08-20</w:t>
+      <w:t>2026-08-21</w:t>
       <w:br/>
       <w:br/>
     </w:r>

--- a/klagomål/A 31958-2026 FSC-klagomål.docx
+++ b/klagomål/A 31958-2026 FSC-klagomål.docx
@@ -2305,7 +2305,7 @@
     <w:r>
       <w:tab/>
       <w:tab/>
-      <w:t>2026-08-21</w:t>
+      <w:t>2026-08-22</w:t>
       <w:br/>
       <w:br/>
     </w:r>

--- a/klagomål/A 31958-2026 FSC-klagomål.docx
+++ b/klagomål/A 31958-2026 FSC-klagomål.docx
@@ -2305,7 +2305,7 @@
     <w:r>
       <w:tab/>
       <w:tab/>
-      <w:t>2026-08-22</w:t>
+      <w:t>2026-08-23</w:t>
       <w:br/>
       <w:br/>
     </w:r>

--- a/klagomål/A 31958-2026 FSC-klagomål.docx
+++ b/klagomål/A 31958-2026 FSC-klagomål.docx
@@ -2305,7 +2305,7 @@
     <w:r>
       <w:tab/>
       <w:tab/>
-      <w:t>2026-08-23</w:t>
+      <w:t>2026-08-24</w:t>
       <w:br/>
       <w:br/>
     </w:r>

--- a/klagomål/A 31958-2026 FSC-klagomål.docx
+++ b/klagomål/A 31958-2026 FSC-klagomål.docx
@@ -178,7 +178,7 @@
       <w:r>
         <w:drawing>
           <wp:inline xmlns:a="http://schemas.openxmlformats.org/drawingml/2006/main" xmlns:pic="http://schemas.openxmlformats.org/drawingml/2006/picture">
-            <wp:extent cx="5486400" cy="5353610"/>
+            <wp:extent cx="5486400" cy="5418687"/>
             <wp:docPr id="1" name="Picture 1"/>
             <wp:cNvGraphicFramePr>
               <a:graphicFrameLocks noChangeAspect="1"/>
@@ -199,7 +199,7 @@
                   <pic:spPr>
                     <a:xfrm>
                       <a:off x="0" y="0"/>
-                      <a:ext cx="5486400" cy="5353610"/>
+                      <a:ext cx="5486400" cy="5418687"/>
                     </a:xfrm>
                     <a:prstGeom prst="rect"/>
                   </pic:spPr>
@@ -221,7 +221,7 @@
     </w:p>
     <w:p>
       <w:r>
-        <w:t>I och inom 25 meter från avverkningsanmälan finns fynd av 41 naturvårdsarter, varav 33 är rödlistade, 4 är fridlysta, 25 är typiska (T) och 5 är signalarter (S): Abrothallus diederichii (VU), fläckporing (VU, T), garnlav (VU, T), gräddporing (VU, T), gränsticka (VU, T), knärot (VU, T, §8), vedsäckmossa (VU), baltiskt skogsfly (NT), blanksvart spiklav (NT), dropptaggsvamp (NT, T), dvärgbägarlav (NT, T), grå blåbärsfältmätare (NT), kattfotslav (NT, T), kolflarnlav (NT, T), kortskaftad ärgspik (NT), kådvaxskinn (NT), labyrintlav (NT), lunglav (NT, T), mörk kolflarnlav (NT), nordlig nållav (NT), nordtagging (NT), rosa skärelav (NT, T), rödfläckigt jordfly (NT), skarp dropptaggsvamp (NT), skrovellav (NT, T), skuggblåslav (NT, T), tretåig hackspett (NT, T, §4), vaddporing (NT), varglav (NT, §8), vedflamlav (NT), vedskivlav (NT, T), vedtrappmossa (NT, T), violettgrå tagellav (NT, T), korallblylav (S, T), luddlav (S, T), norrlandslav (S, T), rostfläck (S, T), stuplav (S, T), mjölig knopplav (T), spillkråka (T, §4) och sälg (T). Se Figur 1.</w:t>
+        <w:t>I och inom 25 meter från avverkningsanmälan finns fynd av 44 naturvårdsarter, varav 35 är rödlistade, 5 är fridlysta, 27 är typiska (T) och 5 är signalarter (S): Abrothallus diederichii (VU), fläckporing (VU, T), garnlav (VU, T), gräddporing (VU, T), gräddticka (VU), gränsticka (VU, T), knärot (VU, T, §8), vedsäckmossa (VU), baltiskt skogsfly (NT), blanksvart spiklav (NT), dropptaggsvamp (NT, T), dvärgbägarlav (NT, T), grå blåbärsfältmätare (NT), kattfotslav (NT, T), kolflarnlav (NT, T), kortskaftad ärgspik (NT), kådvaxskinn (NT), labyrintlav (NT), lunglav (NT, T), mörk kolflarnlav (NT), nordlig nållav (NT), nordtagging (NT), orange taggsvamp (NT, T), rosa skärelav (NT, T), rödfläckigt jordfly (NT), skarp dropptaggsvamp (NT), skrovellav (NT, T), skuggblåslav (NT, T), tretåig hackspett (NT, T, §4), vaddporing (NT), varglav (NT, §8), vedflamlav (NT), vedskivlav (NT, T), vedtrappmossa (NT, T), violettgrå tagellav (NT, T), korallblylav (S, T), luddlav (S, T), norrlandslav (S, T), rostfläck (S, T), stuplav (S, T), mjölig knopplav (T), spillkråka (T, §4), sälg (T) och tjäder (T, §4). Se Figur 1.</w:t>
       </w:r>
     </w:p>
     <w:p>
@@ -366,6 +366,17 @@
         <w:rPr>
           <w:b/>
         </w:rPr>
+        <w:t>Gräddticka (VU)</w:t>
+      </w:r>
+      <w:r>
+        <w:t xml:space="preserve"> har klassificerats som en ”gammelskogsindikator” och signalerar granskogar med höga naturvärden. Den kräver miljöer med hög och jämn fuktighet och växtplatserna ligger oftast på näringsrik, fuktig eller blöt mark där lågan och den murkna veden hålls konstant fuktig. Slutavverkning av gammelgranskog är ett direkt hot mot artens existens i landet och artens växtplatser måste undantas från skogsbruk (SLU Artdatabanken, 2024; Nitare &amp; Skogsstyrelsen, 2019).</w:t>
+      </w:r>
+    </w:p>
+    <w:p>
+      <w:r>
+        <w:rPr>
+          <w:b/>
+        </w:rPr>
         <w:t>Gränsticka (VU)</w:t>
       </w:r>
       <w:r>
@@ -430,7 +441,7 @@
     </w:p>
     <w:p>
       <w:r>
-        <w:t>I det avverkningsanmälda området finns 66 fyndplatser för knärot registrerade på Artportalen. Figur 2 visar gränserna för buffertzoner på 50 m, som behöver lämnas kring fyndplatserna för att knärotslokalerna inte ska försvinna vid en avverkning. Av det avverkningsanmälda området överlappar 12.64 ha med buffertzonerna och får av detta skäl inte avverkas.</w:t>
+        <w:t>I det avverkningsanmälda området finns 71 fyndplatser för knärot registrerade på Artportalen. Figur 2 visar gränserna för buffertzoner på 50 m, som behöver lämnas kring fyndplatserna för att knärotslokalerna inte ska försvinna vid en avverkning. Av det avverkningsanmälda området överlappar 13.27 ha med buffertzonerna och får av detta skäl inte avverkas.</w:t>
       </w:r>
     </w:p>
     <w:p>
@@ -741,6 +752,26 @@
         <w:rPr>
           <w:b/>
         </w:rPr>
+        <w:t xml:space="preserve">Orange taggsvamp (NT) </w:t>
+      </w:r>
+      <w:r>
+        <w:t xml:space="preserve">bildar mykorrhiza med både gran och tall och den förekommer främst i äldre barrskogar med kontinuitetsskogskaraktär. Mest frekvent är den i äldre mossrik granskog, men då bara i skogar inom granens naturliga utbredningsområde och i bestånd med långvarig grankontinuitet. Den totala populationen i landet bedöms ha minskat kraftigt och fortsatt kommer att minska då arten är knuten till en produktiv skogsmiljö som successivt avverkas. Arten hotas främst av skogsavverkning och tycks försvinna efter slutavverkning, markberedning och plantering och det är inte känt att arten har återkommit i anlagd skog på tidigare kalmark. Orange taggsvamp är typisk art för </w:t>
+      </w:r>
+      <w:r>
+        <w:rPr>
+          <w:i/>
+        </w:rPr>
+        <w:t>9010 Taiga</w:t>
+      </w:r>
+      <w:r>
+        <w:t xml:space="preserve"> (SLU Artdatabanken, 2024).</w:t>
+      </w:r>
+    </w:p>
+    <w:p>
+      <w:r>
+        <w:rPr>
+          <w:b/>
+        </w:rPr>
         <w:t>Rosa skärelav (NT)</w:t>
       </w:r>
       <w:r>
@@ -1224,6 +1255,35 @@
       </w:r>
       <w:r>
         <w:t>(SLU Artdatabanken, 2025).</w:t>
+      </w:r>
+    </w:p>
+    <w:p>
+      <w:r>
+        <w:rPr>
+          <w:b/>
+        </w:rPr>
+        <w:t>Tjäder (§4)</w:t>
+      </w:r>
+      <w:r>
+        <w:t xml:space="preserve"> omfattas av bilaga 1 och 2 EU:s fågeldirektiv och är typisk art för </w:t>
+      </w:r>
+      <w:r>
+        <w:rPr>
+          <w:i/>
+        </w:rPr>
+        <w:t xml:space="preserve">9010 Taiga </w:t>
+      </w:r>
+      <w:r>
+        <w:t xml:space="preserve">och </w:t>
+      </w:r>
+      <w:r>
+        <w:rPr>
+          <w:i/>
+        </w:rPr>
+        <w:t>9740 Skogsbevuxen myr</w:t>
+      </w:r>
+      <w:r>
+        <w:t>. Tjädern är en utpräglad skogsfågel knuten till större sammanhängande barrskogsområden. Tupparna och hönorna utnyttjar till viss del olika miljöer, och habitatvalet varierar dessutom mellan olika delar av året. För att det ska finnas livskraftiga tjäderbestånd krävs funktionella skogslandskap med en blandning av uppvuxen, gles och luckig skog, täta sumpskogar, myrar och andra små våtmarker. Arten försvinner när skogen fragmenteras och den sammanlagda arealen hyggen och andra öppna områden blir för stor. Ett småskaligt och försiktigt virkesuttag genom hyggesfria metoder kan i vissa fall vara möjligt i området inom 200 m från lekcentrum. Längre ut från lekcentrum, inom 200–500 m bör den avverkade ytan inte överskrida 1 hektar för att undvika alltför stora och snabba förändringar (Skogsstyrelsen, 2019; SLU Artdatabanken, 2024).</w:t>
       </w:r>
     </w:p>
     <w:p>
@@ -1340,7 +1400,7 @@
         <w:rPr>
           <w:i/>
         </w:rPr>
-        <w:t>I det avverkningsanmälda skogsområdet har 38 rödlistade arter och signalarter påträffats. Detta ska jämföras med Skogsstyrelsens uppföljning 2017 av nyckelbiotoper som visade att man i genomsnitt hittar 20,6 olika rödlistade arter och signalarter i en nyckelbiotop (Wijk, S. 2017. Biologisk mångfald i nyckelbiotoper – Resultat från inventeringen “Uppföljning biologisk mångfald” 2009–2015. Rapport 4/2017 Skogsstyrelsen, Jönköping).</w:t>
+        <w:t>I det avverkningsanmälda skogsområdet har 40 rödlistade arter och signalarter påträffats. Detta ska jämföras med Skogsstyrelsens uppföljning 2017 av nyckelbiotoper som visade att man i genomsnitt hittar 20,6 olika rödlistade arter och signalarter i en nyckelbiotop (Wijk, S. 2017. Biologisk mångfald i nyckelbiotoper – Resultat från inventeringen “Uppföljning biologisk mångfald” 2009–2015. Rapport 4/2017 Skogsstyrelsen, Jönköping).</w:t>
       </w:r>
     </w:p>
     <w:p>
@@ -1369,7 +1429,7 @@
         <w:rPr>
           <w:i/>
         </w:rPr>
-        <w:t>I det avverkningsanmälda skogsområdet har 41 naturvårdsarter varav 33 rödlistade arter sina livsmiljöer och växtplatser.</w:t>
+        <w:t>I det avverkningsanmälda skogsområdet har 44 naturvårdsarter varav 35 rödlistade arter sina livsmiljöer och växtplatser.</w:t>
       </w:r>
     </w:p>
     <w:p>
@@ -2175,6 +2235,75 @@
       </w:r>
       <w:r>
         <w:t>SLU Artdatabanken, Uppsala.</w:t>
+      </w:r>
+    </w:p>
+    <w:p>
+      <w:pPr>
+        <w:pStyle w:val="Heading1"/>
+      </w:pPr>
+      <w:r>
+        <w:t>Tjäder – ekologi samt krav på livsmiljön</w:t>
+      </w:r>
+    </w:p>
+    <w:p>
+      <w:r>
+        <w:t xml:space="preserve">Tjäder (§4) omfattas av bilaga 1 och 2 EU:s fågeldirektiv och är typisk art för </w:t>
+      </w:r>
+      <w:r>
+        <w:rPr>
+          <w:i/>
+        </w:rPr>
+        <w:t xml:space="preserve">9010 Taiga </w:t>
+      </w:r>
+      <w:r>
+        <w:t xml:space="preserve">och </w:t>
+      </w:r>
+      <w:r>
+        <w:rPr>
+          <w:i/>
+        </w:rPr>
+        <w:t>9740 Skogsbevuxen myr</w:t>
+      </w:r>
+      <w:r>
+        <w:t>. Tjädern är en utpräglad skogsfågel knuten till större sammanhängande barrskogsområden. Tupparna och hönorna utnyttjar till viss del olika miljöer, och habitatvalet varierar dessutom mellan olika delar av året. För att det ska finnas livskraftiga tjäderbestånd krävs funktionella skogslandskap med en blandning av uppvuxen, gles och luckig skog, täta sumpskogar, myrar och andra små våtmarker (Skogsstyrelsen, 2019; SLU Artdatabanken 2024).</w:t>
+      </w:r>
+    </w:p>
+    <w:p>
+      <w:r>
+        <w:t>Arten försvinner när skogen fragmenteras och den sammanlagda arealen hyggen och andra öppna områden blir för stor. Ett småskaligt och försiktigt virkesuttag genom hyggesfria metoder kan i vissa fall vara möjligt i området inom 200 m från lekcentrum. Längre ut från lekcentrum, inom 200–500 m bör den avverkade ytan inte överskrida 1 hektar för att undvika alltför stora och snabba förändringar (Skogsstyrelsen, 2019).</w:t>
+      </w:r>
+    </w:p>
+    <w:p>
+      <w:pPr>
+        <w:pStyle w:val="Heading2"/>
+      </w:pPr>
+      <w:r>
+        <w:t>Referenser – tjäder</w:t>
+      </w:r>
+    </w:p>
+    <w:p>
+      <w:r>
+        <w:t xml:space="preserve">Skogsstyrelsen, 2019. </w:t>
+      </w:r>
+      <w:r>
+        <w:rPr>
+          <w:i/>
+        </w:rPr>
+        <w:t>Vägledning för hänsyn till fåglar – tjäder.</w:t>
+      </w:r>
+    </w:p>
+    <w:p>
+      <w:r>
+        <w:t xml:space="preserve">SLU Artdatabanken, 2024. </w:t>
+      </w:r>
+      <w:r>
+        <w:rPr>
+          <w:i/>
+        </w:rPr>
+        <w:t xml:space="preserve">Artfaktablad. Naturvård – artfakta. </w:t>
+      </w:r>
+      <w:r>
+        <w:t>SLU Artdatabanken, Uppsala</w:t>
       </w:r>
     </w:p>
     <w:sectPr>
@@ -2305,7 +2434,7 @@
     <w:r>
       <w:tab/>
       <w:tab/>
-      <w:t>2026-08-24</w:t>
+      <w:t>2026-08-25</w:t>
       <w:br/>
       <w:br/>
     </w:r>

--- a/klagomål/A 31958-2026 FSC-klagomål.docx
+++ b/klagomål/A 31958-2026 FSC-klagomål.docx
@@ -2434,7 +2434,7 @@
     <w:r>
       <w:tab/>
       <w:tab/>
-      <w:t>2026-08-25</w:t>
+      <w:t>2026-08-26</w:t>
       <w:br/>
       <w:br/>
     </w:r>

--- a/klagomål/A 31958-2026 FSC-klagomål.docx
+++ b/klagomål/A 31958-2026 FSC-klagomål.docx
@@ -2434,7 +2434,7 @@
     <w:r>
       <w:tab/>
       <w:tab/>
-      <w:t>2026-08-26</w:t>
+      <w:t>2026-08-27</w:t>
       <w:br/>
       <w:br/>
     </w:r>

--- a/klagomål/A 31958-2026 FSC-klagomål.docx
+++ b/klagomål/A 31958-2026 FSC-klagomål.docx
@@ -2434,7 +2434,7 @@
     <w:r>
       <w:tab/>
       <w:tab/>
-      <w:t>2026-08-27</w:t>
+      <w:t>2026-08-28</w:t>
       <w:br/>
       <w:br/>
     </w:r>

--- a/klagomål/A 31958-2026 FSC-klagomål.docx
+++ b/klagomål/A 31958-2026 FSC-klagomål.docx
@@ -2434,7 +2434,7 @@
     <w:r>
       <w:tab/>
       <w:tab/>
-      <w:t>2026-08-28</w:t>
+      <w:t>2026-08-29</w:t>
       <w:br/>
       <w:br/>
     </w:r>

--- a/klagomål/A 31958-2026 FSC-klagomål.docx
+++ b/klagomål/A 31958-2026 FSC-klagomål.docx
@@ -2434,7 +2434,7 @@
     <w:r>
       <w:tab/>
       <w:tab/>
-      <w:t>2026-08-29</w:t>
+      <w:t>2026-08-31</w:t>
       <w:br/>
       <w:br/>
     </w:r>

--- a/klagomål/A 31958-2026 FSC-klagomål.docx
+++ b/klagomål/A 31958-2026 FSC-klagomål.docx
@@ -2434,7 +2434,7 @@
     <w:r>
       <w:tab/>
       <w:tab/>
-      <w:t>2026-08-31</w:t>
+      <w:t>2026-09-01</w:t>
       <w:br/>
       <w:br/>
     </w:r>

--- a/klagomål/A 31958-2026 FSC-klagomål.docx
+++ b/klagomål/A 31958-2026 FSC-klagomål.docx
@@ -2434,7 +2434,7 @@
     <w:r>
       <w:tab/>
       <w:tab/>
-      <w:t>2026-09-01</w:t>
+      <w:t>2026-09-02</w:t>
       <w:br/>
       <w:br/>
     </w:r>

--- a/klagomål/A 31958-2026 FSC-klagomål.docx
+++ b/klagomål/A 31958-2026 FSC-klagomål.docx
@@ -2434,7 +2434,7 @@
     <w:r>
       <w:tab/>
       <w:tab/>
-      <w:t>2026-09-02</w:t>
+      <w:t>2026-09-03</w:t>
       <w:br/>
       <w:br/>
     </w:r>

--- a/klagomål/A 31958-2026 FSC-klagomål.docx
+++ b/klagomål/A 31958-2026 FSC-klagomål.docx
@@ -2434,7 +2434,7 @@
     <w:r>
       <w:tab/>
       <w:tab/>
-      <w:t>2026-09-03</w:t>
+      <w:t>2026-09-04</w:t>
       <w:br/>
       <w:br/>
     </w:r>

--- a/klagomål/A 31958-2026 FSC-klagomål.docx
+++ b/klagomål/A 31958-2026 FSC-klagomål.docx
@@ -2434,7 +2434,7 @@
     <w:r>
       <w:tab/>
       <w:tab/>
-      <w:t>2026-09-04</w:t>
+      <w:t>2026-09-05</w:t>
       <w:br/>
       <w:br/>
     </w:r>

--- a/klagomål/A 31958-2026 FSC-klagomål.docx
+++ b/klagomål/A 31958-2026 FSC-klagomål.docx
@@ -2434,7 +2434,7 @@
     <w:r>
       <w:tab/>
       <w:tab/>
-      <w:t>2026-09-05</w:t>
+      <w:t>2026-09-06</w:t>
       <w:br/>
       <w:br/>
     </w:r>

--- a/klagomål/A 31958-2026 FSC-klagomål.docx
+++ b/klagomål/A 31958-2026 FSC-klagomål.docx
@@ -2434,7 +2434,7 @@
     <w:r>
       <w:tab/>
       <w:tab/>
-      <w:t>2026-09-06</w:t>
+      <w:t>2026-09-07</w:t>
       <w:br/>
       <w:br/>
     </w:r>

--- a/klagomål/A 31958-2026 FSC-klagomål.docx
+++ b/klagomål/A 31958-2026 FSC-klagomål.docx
@@ -2434,7 +2434,7 @@
     <w:r>
       <w:tab/>
       <w:tab/>
-      <w:t>2026-09-07</w:t>
+      <w:t>2026-09-08</w:t>
       <w:br/>
       <w:br/>
     </w:r>

--- a/klagomål/A 31958-2026 FSC-klagomål.docx
+++ b/klagomål/A 31958-2026 FSC-klagomål.docx
@@ -2434,7 +2434,7 @@
     <w:r>
       <w:tab/>
       <w:tab/>
-      <w:t>2026-09-08</w:t>
+      <w:t>2026-09-09</w:t>
       <w:br/>
       <w:br/>
     </w:r>

--- a/klagomål/A 31958-2026 FSC-klagomål.docx
+++ b/klagomål/A 31958-2026 FSC-klagomål.docx
@@ -2434,7 +2434,7 @@
     <w:r>
       <w:tab/>
       <w:tab/>
-      <w:t>2026-09-09</w:t>
+      <w:t>2026-09-10</w:t>
       <w:br/>
       <w:br/>
     </w:r>

--- a/klagomål/A 31958-2026 FSC-klagomål.docx
+++ b/klagomål/A 31958-2026 FSC-klagomål.docx
@@ -2434,7 +2434,7 @@
     <w:r>
       <w:tab/>
       <w:tab/>
-      <w:t>2026-09-10</w:t>
+      <w:t>2026-09-11</w:t>
       <w:br/>
       <w:br/>
     </w:r>

--- a/klagomål/A 31958-2026 FSC-klagomål.docx
+++ b/klagomål/A 31958-2026 FSC-klagomål.docx
@@ -2434,7 +2434,7 @@
     <w:r>
       <w:tab/>
       <w:tab/>
-      <w:t>2026-09-11</w:t>
+      <w:t>2026-09-12</w:t>
       <w:br/>
       <w:br/>
     </w:r>

--- a/klagomål/A 31958-2026 FSC-klagomål.docx
+++ b/klagomål/A 31958-2026 FSC-klagomål.docx
@@ -178,7 +178,7 @@
       <w:r>
         <w:drawing>
           <wp:inline xmlns:a="http://schemas.openxmlformats.org/drawingml/2006/main" xmlns:pic="http://schemas.openxmlformats.org/drawingml/2006/picture">
-            <wp:extent cx="5486400" cy="5418687"/>
+            <wp:extent cx="5486400" cy="5498640"/>
             <wp:docPr id="1" name="Picture 1"/>
             <wp:cNvGraphicFramePr>
               <a:graphicFrameLocks noChangeAspect="1"/>
@@ -199,7 +199,7 @@
                   <pic:spPr>
                     <a:xfrm>
                       <a:off x="0" y="0"/>
-                      <a:ext cx="5486400" cy="5418687"/>
+                      <a:ext cx="5486400" cy="5498640"/>
                     </a:xfrm>
                     <a:prstGeom prst="rect"/>
                   </pic:spPr>
@@ -441,7 +441,7 @@
     </w:p>
     <w:p>
       <w:r>
-        <w:t>I det avverkningsanmälda området finns 71 fyndplatser för knärot registrerade på Artportalen. Figur 2 visar gränserna för buffertzoner på 50 m, som behöver lämnas kring fyndplatserna för att knärotslokalerna inte ska försvinna vid en avverkning. Av det avverkningsanmälda området överlappar 13.27 ha med buffertzonerna och får av detta skäl inte avverkas.</w:t>
+        <w:t>I det avverkningsanmälda området finns 80 fyndplatser för knärot registrerade på Artportalen. Figur 2 visar gränserna för buffertzoner på 50 m, som behöver lämnas kring fyndplatserna för att knärotslokalerna inte ska försvinna vid en avverkning. Av det avverkningsanmälda området överlappar 14.60 ha med buffertzonerna och får av detta skäl inte avverkas.</w:t>
       </w:r>
     </w:p>
     <w:p>
@@ -2434,7 +2434,7 @@
     <w:r>
       <w:tab/>
       <w:tab/>
-      <w:t>2026-09-12</w:t>
+      <w:t>2026-09-13</w:t>
       <w:br/>
       <w:br/>
     </w:r>
